--- a/Case Code Activity Classes/HR/Workforce Requisition Hiring Request/HRHiringRequestTemplate.docx
+++ b/Case Code Activity Classes/HR/Workforce Requisition Hiring Request/HRHiringRequestTemplate.docx
@@ -291,7 +291,7 @@
             <w:vAlign w:val="center"/>
           </w:tcPr>
           <w:p>
-            <w:bookmarkStart w:id="4" w:name="requiredPositionText"/>
+            <w:bookmarkStart w:id="4" w:name="jobTitleText"/>
             <w:proofErr w:type="spellStart"/>
             <w:r>
               <w:rPr>
@@ -340,7 +340,7 @@
             <w:vAlign w:val="center"/>
           </w:tcPr>
           <w:p>
-            <w:bookmarkStart w:id="5" w:name="gradeLevel"/>
+            <w:bookmarkStart w:id="5" w:name="gradeLevelText"/>
             <w:proofErr w:type="spellStart"/>
             <w:r>
               <w:rPr>

--- a/Case Code Activity Classes/HR/Workforce Requisition Hiring Request/HRHiringRequestTemplate.docx
+++ b/Case Code Activity Classes/HR/Workforce Requisition Hiring Request/HRHiringRequestTemplate.docx
@@ -30,9 +30,13 @@
           <w:p>
             <w:pPr>
               <w:jc w:val="center"/>
+              <w:rPr>
+                <w:rFonts w:asciiTheme="majorHAnsi" w:hAnsiTheme="majorHAnsi" w:cstheme="majorHAnsi"/>
+              </w:rPr>
             </w:pPr>
             <w:r>
               <w:rPr>
+                <w:rFonts w:asciiTheme="majorHAnsi" w:hAnsiTheme="majorHAnsi" w:cstheme="majorHAnsi"/>
                 <w:b/>
                 <w:bCs/>
                 <w:color w:val="FFFFFF"/>
@@ -44,7 +48,13 @@
         </w:tc>
       </w:tr>
     </w:tbl>
-    <w:p/>
+    <w:p>
+      <w:pPr>
+        <w:rPr>
+          <w:rFonts w:asciiTheme="majorHAnsi" w:hAnsiTheme="majorHAnsi" w:cstheme="majorHAnsi"/>
+        </w:rPr>
+      </w:pPr>
+    </w:p>
     <w:tbl>
       <w:tblPr>
         <w:tblStyle w:val="TableGrid"/>
@@ -75,8 +85,14 @@
             <w:vAlign w:val="center"/>
           </w:tcPr>
           <w:p>
+            <w:pPr>
+              <w:rPr>
+                <w:rFonts w:asciiTheme="majorHAnsi" w:hAnsiTheme="majorHAnsi" w:cstheme="majorHAnsi"/>
+              </w:rPr>
+            </w:pPr>
             <w:r>
               <w:rPr>
+                <w:rFonts w:asciiTheme="majorHAnsi" w:hAnsiTheme="majorHAnsi" w:cstheme="majorHAnsi"/>
                 <w:b/>
                 <w:color w:val="1F4E79"/>
                 <w:sz w:val="16"/>
@@ -97,10 +113,16 @@
             <w:vAlign w:val="center"/>
           </w:tcPr>
           <w:p>
+            <w:pPr>
+              <w:rPr>
+                <w:rFonts w:asciiTheme="majorHAnsi" w:hAnsiTheme="majorHAnsi" w:cstheme="majorHAnsi"/>
+              </w:rPr>
+            </w:pPr>
             <w:bookmarkStart w:id="0" w:name="requisitionDate"/>
             <w:proofErr w:type="spellStart"/>
             <w:r>
               <w:rPr>
+                <w:rFonts w:asciiTheme="majorHAnsi" w:hAnsiTheme="majorHAnsi" w:cstheme="majorHAnsi"/>
                 <w:i/>
                 <w:color w:val="646464"/>
                 <w:sz w:val="16"/>
@@ -124,8 +146,14 @@
             <w:vAlign w:val="center"/>
           </w:tcPr>
           <w:p>
+            <w:pPr>
+              <w:rPr>
+                <w:rFonts w:asciiTheme="majorHAnsi" w:hAnsiTheme="majorHAnsi" w:cstheme="majorHAnsi"/>
+              </w:rPr>
+            </w:pPr>
             <w:r>
               <w:rPr>
+                <w:rFonts w:asciiTheme="majorHAnsi" w:hAnsiTheme="majorHAnsi" w:cstheme="majorHAnsi"/>
                 <w:b/>
                 <w:color w:val="1F4E79"/>
                 <w:sz w:val="16"/>
@@ -146,10 +174,16 @@
             <w:vAlign w:val="center"/>
           </w:tcPr>
           <w:p>
+            <w:pPr>
+              <w:rPr>
+                <w:rFonts w:asciiTheme="majorHAnsi" w:hAnsiTheme="majorHAnsi" w:cstheme="majorHAnsi"/>
+              </w:rPr>
+            </w:pPr>
             <w:bookmarkStart w:id="1" w:name="targetEmploymentDate"/>
             <w:proofErr w:type="spellStart"/>
             <w:r>
               <w:rPr>
+                <w:rFonts w:asciiTheme="majorHAnsi" w:hAnsiTheme="majorHAnsi" w:cstheme="majorHAnsi"/>
                 <w:i/>
                 <w:color w:val="646464"/>
                 <w:sz w:val="16"/>
@@ -178,8 +212,14 @@
             <w:vAlign w:val="center"/>
           </w:tcPr>
           <w:p>
+            <w:pPr>
+              <w:rPr>
+                <w:rFonts w:asciiTheme="majorHAnsi" w:hAnsiTheme="majorHAnsi" w:cstheme="majorHAnsi"/>
+              </w:rPr>
+            </w:pPr>
             <w:r>
               <w:rPr>
+                <w:rFonts w:asciiTheme="majorHAnsi" w:hAnsiTheme="majorHAnsi" w:cstheme="majorHAnsi"/>
                 <w:b/>
                 <w:color w:val="1F4E79"/>
                 <w:sz w:val="16"/>
@@ -200,9 +240,15 @@
             <w:vAlign w:val="center"/>
           </w:tcPr>
           <w:p>
+            <w:pPr>
+              <w:rPr>
+                <w:rFonts w:asciiTheme="majorHAnsi" w:hAnsiTheme="majorHAnsi" w:cstheme="majorHAnsi"/>
+              </w:rPr>
+            </w:pPr>
             <w:bookmarkStart w:id="2" w:name="departmentText"/>
             <w:r>
               <w:rPr>
+                <w:rFonts w:asciiTheme="majorHAnsi" w:hAnsiTheme="majorHAnsi" w:cstheme="majorHAnsi"/>
                 <w:i/>
                 <w:color w:val="646464"/>
                 <w:sz w:val="16"/>
@@ -225,8 +271,14 @@
             <w:vAlign w:val="center"/>
           </w:tcPr>
           <w:p>
+            <w:pPr>
+              <w:rPr>
+                <w:rFonts w:asciiTheme="majorHAnsi" w:hAnsiTheme="majorHAnsi" w:cstheme="majorHAnsi"/>
+              </w:rPr>
+            </w:pPr>
             <w:r>
               <w:rPr>
+                <w:rFonts w:asciiTheme="majorHAnsi" w:hAnsiTheme="majorHAnsi" w:cstheme="majorHAnsi"/>
                 <w:b/>
                 <w:color w:val="1F4E79"/>
                 <w:sz w:val="16"/>
@@ -247,6 +299,11 @@
             <w:vAlign w:val="center"/>
           </w:tcPr>
           <w:p>
+            <w:pPr>
+              <w:rPr>
+                <w:rFonts w:asciiTheme="majorHAnsi" w:hAnsiTheme="majorHAnsi" w:cstheme="majorHAnsi"/>
+              </w:rPr>
+            </w:pPr>
             <w:bookmarkStart w:id="3" w:name="section"/>
             <w:bookmarkEnd w:id="3"/>
           </w:p>
@@ -269,8 +326,14 @@
             <w:vAlign w:val="center"/>
           </w:tcPr>
           <w:p>
+            <w:pPr>
+              <w:rPr>
+                <w:rFonts w:asciiTheme="majorHAnsi" w:hAnsiTheme="majorHAnsi" w:cstheme="majorHAnsi"/>
+              </w:rPr>
+            </w:pPr>
             <w:r>
               <w:rPr>
+                <w:rFonts w:asciiTheme="majorHAnsi" w:hAnsiTheme="majorHAnsi" w:cstheme="majorHAnsi"/>
                 <w:b/>
                 <w:color w:val="1F4E79"/>
                 <w:sz w:val="16"/>
@@ -291,10 +354,16 @@
             <w:vAlign w:val="center"/>
           </w:tcPr>
           <w:p>
+            <w:pPr>
+              <w:rPr>
+                <w:rFonts w:asciiTheme="majorHAnsi" w:hAnsiTheme="majorHAnsi" w:cstheme="majorHAnsi"/>
+              </w:rPr>
+            </w:pPr>
             <w:bookmarkStart w:id="4" w:name="jobTitleText"/>
             <w:proofErr w:type="spellStart"/>
             <w:r>
               <w:rPr>
+                <w:rFonts w:asciiTheme="majorHAnsi" w:hAnsiTheme="majorHAnsi" w:cstheme="majorHAnsi"/>
                 <w:i/>
                 <w:color w:val="646464"/>
                 <w:sz w:val="16"/>
@@ -318,8 +387,14 @@
             <w:vAlign w:val="center"/>
           </w:tcPr>
           <w:p>
+            <w:pPr>
+              <w:rPr>
+                <w:rFonts w:asciiTheme="majorHAnsi" w:hAnsiTheme="majorHAnsi" w:cstheme="majorHAnsi"/>
+              </w:rPr>
+            </w:pPr>
             <w:r>
               <w:rPr>
+                <w:rFonts w:asciiTheme="majorHAnsi" w:hAnsiTheme="majorHAnsi" w:cstheme="majorHAnsi"/>
                 <w:b/>
                 <w:color w:val="1F4E79"/>
                 <w:sz w:val="16"/>
@@ -340,10 +415,16 @@
             <w:vAlign w:val="center"/>
           </w:tcPr>
           <w:p>
+            <w:pPr>
+              <w:rPr>
+                <w:rFonts w:asciiTheme="majorHAnsi" w:hAnsiTheme="majorHAnsi" w:cstheme="majorHAnsi"/>
+              </w:rPr>
+            </w:pPr>
             <w:bookmarkStart w:id="5" w:name="gradeLevelText"/>
             <w:proofErr w:type="spellStart"/>
             <w:r>
               <w:rPr>
+                <w:rFonts w:asciiTheme="majorHAnsi" w:hAnsiTheme="majorHAnsi" w:cstheme="majorHAnsi"/>
                 <w:i/>
                 <w:color w:val="646464"/>
                 <w:sz w:val="16"/>
@@ -356,12 +437,24 @@
         </w:tc>
       </w:tr>
     </w:tbl>
-    <w:p/>
+    <w:p>
+      <w:pPr>
+        <w:rPr>
+          <w:rFonts w:asciiTheme="majorHAnsi" w:hAnsiTheme="majorHAnsi" w:cstheme="majorHAnsi"/>
+        </w:rPr>
+      </w:pPr>
+    </w:p>
     <w:p>
       <w:pPr>
         <w:pStyle w:val="SectionHeading"/>
+        <w:rPr>
+          <w:rFonts w:asciiTheme="majorHAnsi" w:hAnsiTheme="majorHAnsi" w:cstheme="majorHAnsi"/>
+        </w:rPr>
       </w:pPr>
       <w:r>
+        <w:rPr>
+          <w:rFonts w:asciiTheme="majorHAnsi" w:hAnsiTheme="majorHAnsi" w:cstheme="majorHAnsi"/>
+        </w:rPr>
         <w:t>Request Information</w:t>
       </w:r>
     </w:p>
@@ -395,8 +488,14 @@
             <w:vAlign w:val="center"/>
           </w:tcPr>
           <w:p>
+            <w:pPr>
+              <w:rPr>
+                <w:rFonts w:asciiTheme="majorHAnsi" w:hAnsiTheme="majorHAnsi" w:cstheme="majorHAnsi"/>
+              </w:rPr>
+            </w:pPr>
             <w:r>
               <w:rPr>
+                <w:rFonts w:asciiTheme="majorHAnsi" w:hAnsiTheme="majorHAnsi" w:cstheme="majorHAnsi"/>
                 <w:b/>
                 <w:color w:val="FFFFFF"/>
                 <w:sz w:val="16"/>
@@ -418,8 +517,14 @@
             <w:vAlign w:val="center"/>
           </w:tcPr>
           <w:p>
+            <w:pPr>
+              <w:rPr>
+                <w:rFonts w:asciiTheme="majorHAnsi" w:hAnsiTheme="majorHAnsi" w:cstheme="majorHAnsi"/>
+              </w:rPr>
+            </w:pPr>
             <w:r>
               <w:rPr>
+                <w:rFonts w:asciiTheme="majorHAnsi" w:hAnsiTheme="majorHAnsi" w:cstheme="majorHAnsi"/>
                 <w:b/>
                 <w:color w:val="FFFFFF"/>
                 <w:sz w:val="16"/>
@@ -441,8 +546,14 @@
             <w:vAlign w:val="center"/>
           </w:tcPr>
           <w:p>
+            <w:pPr>
+              <w:rPr>
+                <w:rFonts w:asciiTheme="majorHAnsi" w:hAnsiTheme="majorHAnsi" w:cstheme="majorHAnsi"/>
+              </w:rPr>
+            </w:pPr>
             <w:r>
               <w:rPr>
+                <w:rFonts w:asciiTheme="majorHAnsi" w:hAnsiTheme="majorHAnsi" w:cstheme="majorHAnsi"/>
                 <w:b/>
                 <w:color w:val="FFFFFF"/>
                 <w:sz w:val="16"/>
@@ -464,8 +575,14 @@
             <w:vAlign w:val="center"/>
           </w:tcPr>
           <w:p>
+            <w:pPr>
+              <w:rPr>
+                <w:rFonts w:asciiTheme="majorHAnsi" w:hAnsiTheme="majorHAnsi" w:cstheme="majorHAnsi"/>
+              </w:rPr>
+            </w:pPr>
             <w:r>
               <w:rPr>
+                <w:rFonts w:asciiTheme="majorHAnsi" w:hAnsiTheme="majorHAnsi" w:cstheme="majorHAnsi"/>
                 <w:b/>
                 <w:color w:val="FFFFFF"/>
                 <w:sz w:val="16"/>
@@ -491,8 +608,14 @@
             <w:vAlign w:val="center"/>
           </w:tcPr>
           <w:p>
+            <w:pPr>
+              <w:rPr>
+                <w:rFonts w:asciiTheme="majorHAnsi" w:hAnsiTheme="majorHAnsi" w:cstheme="majorHAnsi"/>
+              </w:rPr>
+            </w:pPr>
             <w:r>
               <w:rPr>
+                <w:rFonts w:asciiTheme="majorHAnsi" w:hAnsiTheme="majorHAnsi" w:cstheme="majorHAnsi"/>
                 <w:b/>
                 <w:color w:val="1F4E79"/>
                 <w:sz w:val="16"/>
@@ -513,10 +636,16 @@
             <w:vAlign w:val="center"/>
           </w:tcPr>
           <w:p>
+            <w:pPr>
+              <w:rPr>
+                <w:rFonts w:asciiTheme="majorHAnsi" w:hAnsiTheme="majorHAnsi" w:cstheme="majorHAnsi"/>
+              </w:rPr>
+            </w:pPr>
             <w:bookmarkStart w:id="6" w:name="numberRequired"/>
             <w:proofErr w:type="spellStart"/>
             <w:r>
               <w:rPr>
+                <w:rFonts w:asciiTheme="majorHAnsi" w:hAnsiTheme="majorHAnsi" w:cstheme="majorHAnsi"/>
                 <w:i/>
                 <w:color w:val="646464"/>
                 <w:sz w:val="16"/>
@@ -539,8 +668,14 @@
             <w:vAlign w:val="center"/>
           </w:tcPr>
           <w:p>
+            <w:pPr>
+              <w:rPr>
+                <w:rFonts w:asciiTheme="majorHAnsi" w:hAnsiTheme="majorHAnsi" w:cstheme="majorHAnsi"/>
+              </w:rPr>
+            </w:pPr>
             <w:r>
               <w:rPr>
+                <w:rFonts w:asciiTheme="majorHAnsi" w:hAnsiTheme="majorHAnsi" w:cstheme="majorHAnsi"/>
                 <w:b/>
                 <w:color w:val="1F4E79"/>
                 <w:sz w:val="16"/>
@@ -561,10 +696,16 @@
             <w:vAlign w:val="center"/>
           </w:tcPr>
           <w:p>
+            <w:pPr>
+              <w:rPr>
+                <w:rFonts w:asciiTheme="majorHAnsi" w:hAnsiTheme="majorHAnsi" w:cstheme="majorHAnsi"/>
+              </w:rPr>
+            </w:pPr>
             <w:bookmarkStart w:id="7" w:name="reportingToText"/>
             <w:proofErr w:type="spellStart"/>
             <w:r>
               <w:rPr>
+                <w:rFonts w:asciiTheme="majorHAnsi" w:hAnsiTheme="majorHAnsi" w:cstheme="majorHAnsi"/>
                 <w:i/>
                 <w:color w:val="646464"/>
                 <w:sz w:val="16"/>
@@ -580,13 +721,22 @@
     <w:p>
       <w:pPr>
         <w:pStyle w:val="SectionHeading"/>
+        <w:rPr>
+          <w:rFonts w:asciiTheme="majorHAnsi" w:hAnsiTheme="majorHAnsi" w:cstheme="majorHAnsi"/>
+        </w:rPr>
       </w:pPr>
     </w:p>
     <w:p>
       <w:pPr>
         <w:pStyle w:val="SectionHeading"/>
+        <w:rPr>
+          <w:rFonts w:asciiTheme="majorHAnsi" w:hAnsiTheme="majorHAnsi" w:cstheme="majorHAnsi"/>
+        </w:rPr>
       </w:pPr>
       <w:r>
+        <w:rPr>
+          <w:rFonts w:asciiTheme="majorHAnsi" w:hAnsiTheme="majorHAnsi" w:cstheme="majorHAnsi"/>
+        </w:rPr>
         <w:t>Reason and Budget</w:t>
       </w:r>
     </w:p>
@@ -620,8 +770,14 @@
             <w:vAlign w:val="center"/>
           </w:tcPr>
           <w:p>
+            <w:pPr>
+              <w:rPr>
+                <w:rFonts w:asciiTheme="majorHAnsi" w:hAnsiTheme="majorHAnsi" w:cstheme="majorHAnsi"/>
+              </w:rPr>
+            </w:pPr>
             <w:r>
               <w:rPr>
+                <w:rFonts w:asciiTheme="majorHAnsi" w:hAnsiTheme="majorHAnsi" w:cstheme="majorHAnsi"/>
                 <w:b/>
                 <w:color w:val="FFFFFF"/>
                 <w:sz w:val="16"/>
@@ -643,8 +799,14 @@
             <w:vAlign w:val="center"/>
           </w:tcPr>
           <w:p>
+            <w:pPr>
+              <w:rPr>
+                <w:rFonts w:asciiTheme="majorHAnsi" w:hAnsiTheme="majorHAnsi" w:cstheme="majorHAnsi"/>
+              </w:rPr>
+            </w:pPr>
             <w:r>
               <w:rPr>
+                <w:rFonts w:asciiTheme="majorHAnsi" w:hAnsiTheme="majorHAnsi" w:cstheme="majorHAnsi"/>
                 <w:b/>
                 <w:color w:val="FFFFFF"/>
                 <w:sz w:val="16"/>
@@ -666,8 +828,14 @@
             <w:vAlign w:val="center"/>
           </w:tcPr>
           <w:p>
+            <w:pPr>
+              <w:rPr>
+                <w:rFonts w:asciiTheme="majorHAnsi" w:hAnsiTheme="majorHAnsi" w:cstheme="majorHAnsi"/>
+              </w:rPr>
+            </w:pPr>
             <w:r>
               <w:rPr>
+                <w:rFonts w:asciiTheme="majorHAnsi" w:hAnsiTheme="majorHAnsi" w:cstheme="majorHAnsi"/>
                 <w:b/>
                 <w:color w:val="FFFFFF"/>
                 <w:sz w:val="16"/>
@@ -689,8 +857,14 @@
             <w:vAlign w:val="center"/>
           </w:tcPr>
           <w:p>
+            <w:pPr>
+              <w:rPr>
+                <w:rFonts w:asciiTheme="majorHAnsi" w:hAnsiTheme="majorHAnsi" w:cstheme="majorHAnsi"/>
+              </w:rPr>
+            </w:pPr>
             <w:r>
               <w:rPr>
+                <w:rFonts w:asciiTheme="majorHAnsi" w:hAnsiTheme="majorHAnsi" w:cstheme="majorHAnsi"/>
                 <w:b/>
                 <w:color w:val="FFFFFF"/>
                 <w:sz w:val="16"/>
@@ -716,8 +890,14 @@
             <w:vAlign w:val="center"/>
           </w:tcPr>
           <w:p>
+            <w:pPr>
+              <w:rPr>
+                <w:rFonts w:asciiTheme="majorHAnsi" w:hAnsiTheme="majorHAnsi" w:cstheme="majorHAnsi"/>
+              </w:rPr>
+            </w:pPr>
             <w:r>
               <w:rPr>
+                <w:rFonts w:asciiTheme="majorHAnsi" w:hAnsiTheme="majorHAnsi" w:cstheme="majorHAnsi"/>
                 <w:b/>
                 <w:color w:val="1F4E79"/>
                 <w:sz w:val="16"/>
@@ -738,10 +918,16 @@
             <w:vAlign w:val="center"/>
           </w:tcPr>
           <w:p>
+            <w:pPr>
+              <w:rPr>
+                <w:rFonts w:asciiTheme="majorHAnsi" w:hAnsiTheme="majorHAnsi" w:cstheme="majorHAnsi"/>
+              </w:rPr>
+            </w:pPr>
             <w:bookmarkStart w:id="8" w:name="budgetStatus"/>
             <w:proofErr w:type="spellStart"/>
             <w:r>
               <w:rPr>
+                <w:rFonts w:asciiTheme="majorHAnsi" w:hAnsiTheme="majorHAnsi" w:cstheme="majorHAnsi"/>
                 <w:i/>
                 <w:color w:val="646464"/>
                 <w:sz w:val="16"/>
@@ -764,8 +950,14 @@
             <w:vAlign w:val="center"/>
           </w:tcPr>
           <w:p>
+            <w:pPr>
+              <w:rPr>
+                <w:rFonts w:asciiTheme="majorHAnsi" w:hAnsiTheme="majorHAnsi" w:cstheme="majorHAnsi"/>
+              </w:rPr>
+            </w:pPr>
             <w:r>
               <w:rPr>
+                <w:rFonts w:asciiTheme="majorHAnsi" w:hAnsiTheme="majorHAnsi" w:cstheme="majorHAnsi"/>
                 <w:b/>
                 <w:color w:val="1F4E79"/>
                 <w:sz w:val="16"/>
@@ -786,10 +978,16 @@
             <w:vAlign w:val="center"/>
           </w:tcPr>
           <w:p>
+            <w:pPr>
+              <w:rPr>
+                <w:rFonts w:asciiTheme="majorHAnsi" w:hAnsiTheme="majorHAnsi" w:cstheme="majorHAnsi"/>
+              </w:rPr>
+            </w:pPr>
             <w:bookmarkStart w:id="9" w:name="reasonForRequisition"/>
             <w:proofErr w:type="spellStart"/>
             <w:r>
               <w:rPr>
+                <w:rFonts w:asciiTheme="majorHAnsi" w:hAnsiTheme="majorHAnsi" w:cstheme="majorHAnsi"/>
                 <w:i/>
                 <w:color w:val="646464"/>
                 <w:sz w:val="16"/>
@@ -817,8 +1015,14 @@
             <w:vAlign w:val="center"/>
           </w:tcPr>
           <w:p>
+            <w:pPr>
+              <w:rPr>
+                <w:rFonts w:asciiTheme="majorHAnsi" w:hAnsiTheme="majorHAnsi" w:cstheme="majorHAnsi"/>
+              </w:rPr>
+            </w:pPr>
             <w:r>
               <w:rPr>
+                <w:rFonts w:asciiTheme="majorHAnsi" w:hAnsiTheme="majorHAnsi" w:cstheme="majorHAnsi"/>
                 <w:b/>
                 <w:color w:val="1F4E79"/>
                 <w:sz w:val="16"/>
@@ -839,6 +1043,11 @@
             <w:vAlign w:val="center"/>
           </w:tcPr>
           <w:p>
+            <w:pPr>
+              <w:rPr>
+                <w:rFonts w:asciiTheme="majorHAnsi" w:hAnsiTheme="majorHAnsi" w:cstheme="majorHAnsi"/>
+              </w:rPr>
+            </w:pPr>
             <w:bookmarkStart w:id="10" w:name="nonBudgetedJustification"/>
             <w:bookmarkEnd w:id="10"/>
           </w:p>
@@ -848,23 +1057,47 @@
             <w:tcW w:w="2664" w:type="dxa"/>
             <w:vAlign w:val="center"/>
           </w:tcPr>
-          <w:p/>
+          <w:p>
+            <w:pPr>
+              <w:rPr>
+                <w:rFonts w:asciiTheme="majorHAnsi" w:hAnsiTheme="majorHAnsi" w:cstheme="majorHAnsi"/>
+              </w:rPr>
+            </w:pPr>
+          </w:p>
         </w:tc>
         <w:tc>
           <w:tcPr>
             <w:tcW w:w="2664" w:type="dxa"/>
             <w:vAlign w:val="center"/>
           </w:tcPr>
-          <w:p/>
+          <w:p>
+            <w:pPr>
+              <w:rPr>
+                <w:rFonts w:asciiTheme="majorHAnsi" w:hAnsiTheme="majorHAnsi" w:cstheme="majorHAnsi"/>
+              </w:rPr>
+            </w:pPr>
+          </w:p>
         </w:tc>
       </w:tr>
     </w:tbl>
-    <w:p/>
+    <w:p>
+      <w:pPr>
+        <w:rPr>
+          <w:rFonts w:asciiTheme="majorHAnsi" w:hAnsiTheme="majorHAnsi" w:cstheme="majorHAnsi"/>
+        </w:rPr>
+      </w:pPr>
+    </w:p>
     <w:p>
       <w:pPr>
         <w:pStyle w:val="SectionHeading"/>
+        <w:rPr>
+          <w:rFonts w:asciiTheme="majorHAnsi" w:hAnsiTheme="majorHAnsi" w:cstheme="majorHAnsi"/>
+        </w:rPr>
       </w:pPr>
       <w:r>
+        <w:rPr>
+          <w:rFonts w:asciiTheme="majorHAnsi" w:hAnsiTheme="majorHAnsi" w:cstheme="majorHAnsi"/>
+        </w:rPr>
         <w:t>Job Description</w:t>
       </w:r>
     </w:p>
@@ -898,8 +1131,14 @@
             <w:vAlign w:val="center"/>
           </w:tcPr>
           <w:p>
+            <w:pPr>
+              <w:rPr>
+                <w:rFonts w:asciiTheme="majorHAnsi" w:hAnsiTheme="majorHAnsi" w:cstheme="majorHAnsi"/>
+              </w:rPr>
+            </w:pPr>
             <w:r>
               <w:rPr>
+                <w:rFonts w:asciiTheme="majorHAnsi" w:hAnsiTheme="majorHAnsi" w:cstheme="majorHAnsi"/>
                 <w:b/>
                 <w:color w:val="FFFFFF"/>
                 <w:sz w:val="16"/>
@@ -921,8 +1160,14 @@
             <w:vAlign w:val="center"/>
           </w:tcPr>
           <w:p>
+            <w:pPr>
+              <w:rPr>
+                <w:rFonts w:asciiTheme="majorHAnsi" w:hAnsiTheme="majorHAnsi" w:cstheme="majorHAnsi"/>
+              </w:rPr>
+            </w:pPr>
             <w:r>
               <w:rPr>
+                <w:rFonts w:asciiTheme="majorHAnsi" w:hAnsiTheme="majorHAnsi" w:cstheme="majorHAnsi"/>
                 <w:b/>
                 <w:color w:val="FFFFFF"/>
                 <w:sz w:val="16"/>
@@ -944,8 +1189,14 @@
             <w:vAlign w:val="center"/>
           </w:tcPr>
           <w:p>
+            <w:pPr>
+              <w:rPr>
+                <w:rFonts w:asciiTheme="majorHAnsi" w:hAnsiTheme="majorHAnsi" w:cstheme="majorHAnsi"/>
+              </w:rPr>
+            </w:pPr>
             <w:r>
               <w:rPr>
+                <w:rFonts w:asciiTheme="majorHAnsi" w:hAnsiTheme="majorHAnsi" w:cstheme="majorHAnsi"/>
                 <w:b/>
                 <w:color w:val="FFFFFF"/>
                 <w:sz w:val="16"/>
@@ -967,8 +1218,14 @@
             <w:vAlign w:val="center"/>
           </w:tcPr>
           <w:p>
+            <w:pPr>
+              <w:rPr>
+                <w:rFonts w:asciiTheme="majorHAnsi" w:hAnsiTheme="majorHAnsi" w:cstheme="majorHAnsi"/>
+              </w:rPr>
+            </w:pPr>
             <w:r>
               <w:rPr>
+                <w:rFonts w:asciiTheme="majorHAnsi" w:hAnsiTheme="majorHAnsi" w:cstheme="majorHAnsi"/>
                 <w:b/>
                 <w:color w:val="FFFFFF"/>
                 <w:sz w:val="16"/>
@@ -994,8 +1251,14 @@
             <w:vAlign w:val="center"/>
           </w:tcPr>
           <w:p>
+            <w:pPr>
+              <w:rPr>
+                <w:rFonts w:asciiTheme="majorHAnsi" w:hAnsiTheme="majorHAnsi" w:cstheme="majorHAnsi"/>
+              </w:rPr>
+            </w:pPr>
             <w:r>
               <w:rPr>
+                <w:rFonts w:asciiTheme="majorHAnsi" w:hAnsiTheme="majorHAnsi" w:cstheme="majorHAnsi"/>
                 <w:b/>
                 <w:color w:val="1F4E79"/>
                 <w:sz w:val="16"/>
@@ -1016,6 +1279,11 @@
             <w:vAlign w:val="center"/>
           </w:tcPr>
           <w:p>
+            <w:pPr>
+              <w:rPr>
+                <w:rFonts w:asciiTheme="majorHAnsi" w:hAnsiTheme="majorHAnsi" w:cstheme="majorHAnsi"/>
+              </w:rPr>
+            </w:pPr>
             <w:bookmarkStart w:id="11" w:name="jobDescriptionAvailable"/>
             <w:bookmarkEnd w:id="11"/>
           </w:p>
@@ -1032,8 +1300,14 @@
             <w:vAlign w:val="center"/>
           </w:tcPr>
           <w:p>
+            <w:pPr>
+              <w:rPr>
+                <w:rFonts w:asciiTheme="majorHAnsi" w:hAnsiTheme="majorHAnsi" w:cstheme="majorHAnsi"/>
+              </w:rPr>
+            </w:pPr>
             <w:r>
               <w:rPr>
+                <w:rFonts w:asciiTheme="majorHAnsi" w:hAnsiTheme="majorHAnsi" w:cstheme="majorHAnsi"/>
                 <w:b/>
                 <w:color w:val="1F4E79"/>
                 <w:sz w:val="16"/>
@@ -1054,18 +1328,35 @@
             <w:vAlign w:val="center"/>
           </w:tcPr>
           <w:p>
+            <w:pPr>
+              <w:rPr>
+                <w:rFonts w:asciiTheme="majorHAnsi" w:hAnsiTheme="majorHAnsi" w:cstheme="majorHAnsi"/>
+              </w:rPr>
+            </w:pPr>
             <w:bookmarkStart w:id="12" w:name="educationExperience"/>
             <w:bookmarkEnd w:id="12"/>
           </w:p>
         </w:tc>
       </w:tr>
     </w:tbl>
-    <w:p/>
+    <w:p>
+      <w:pPr>
+        <w:rPr>
+          <w:rFonts w:asciiTheme="majorHAnsi" w:hAnsiTheme="majorHAnsi" w:cstheme="majorHAnsi"/>
+        </w:rPr>
+      </w:pPr>
+    </w:p>
     <w:p>
       <w:pPr>
         <w:pStyle w:val="SectionHeading"/>
+        <w:rPr>
+          <w:rFonts w:asciiTheme="majorHAnsi" w:hAnsiTheme="majorHAnsi" w:cstheme="majorHAnsi"/>
+        </w:rPr>
       </w:pPr>
       <w:r>
+        <w:rPr>
+          <w:rFonts w:asciiTheme="majorHAnsi" w:hAnsiTheme="majorHAnsi" w:cstheme="majorHAnsi"/>
+        </w:rPr>
         <w:t>Candidate Preferences</w:t>
       </w:r>
     </w:p>
@@ -1099,8 +1390,14 @@
             <w:vAlign w:val="center"/>
           </w:tcPr>
           <w:p>
+            <w:pPr>
+              <w:rPr>
+                <w:rFonts w:asciiTheme="majorHAnsi" w:hAnsiTheme="majorHAnsi" w:cstheme="majorHAnsi"/>
+              </w:rPr>
+            </w:pPr>
             <w:r>
               <w:rPr>
+                <w:rFonts w:asciiTheme="majorHAnsi" w:hAnsiTheme="majorHAnsi" w:cstheme="majorHAnsi"/>
                 <w:b/>
                 <w:color w:val="FFFFFF"/>
                 <w:sz w:val="16"/>
@@ -1122,8 +1419,14 @@
             <w:vAlign w:val="center"/>
           </w:tcPr>
           <w:p>
+            <w:pPr>
+              <w:rPr>
+                <w:rFonts w:asciiTheme="majorHAnsi" w:hAnsiTheme="majorHAnsi" w:cstheme="majorHAnsi"/>
+              </w:rPr>
+            </w:pPr>
             <w:r>
               <w:rPr>
+                <w:rFonts w:asciiTheme="majorHAnsi" w:hAnsiTheme="majorHAnsi" w:cstheme="majorHAnsi"/>
                 <w:b/>
                 <w:color w:val="FFFFFF"/>
                 <w:sz w:val="16"/>
@@ -1145,8 +1448,14 @@
             <w:vAlign w:val="center"/>
           </w:tcPr>
           <w:p>
+            <w:pPr>
+              <w:rPr>
+                <w:rFonts w:asciiTheme="majorHAnsi" w:hAnsiTheme="majorHAnsi" w:cstheme="majorHAnsi"/>
+              </w:rPr>
+            </w:pPr>
             <w:r>
               <w:rPr>
+                <w:rFonts w:asciiTheme="majorHAnsi" w:hAnsiTheme="majorHAnsi" w:cstheme="majorHAnsi"/>
                 <w:b/>
                 <w:color w:val="FFFFFF"/>
                 <w:sz w:val="16"/>
@@ -1168,8 +1477,14 @@
             <w:vAlign w:val="center"/>
           </w:tcPr>
           <w:p>
+            <w:pPr>
+              <w:rPr>
+                <w:rFonts w:asciiTheme="majorHAnsi" w:hAnsiTheme="majorHAnsi" w:cstheme="majorHAnsi"/>
+              </w:rPr>
+            </w:pPr>
             <w:r>
               <w:rPr>
+                <w:rFonts w:asciiTheme="majorHAnsi" w:hAnsiTheme="majorHAnsi" w:cstheme="majorHAnsi"/>
                 <w:b/>
                 <w:color w:val="FFFFFF"/>
                 <w:sz w:val="16"/>
@@ -1195,8 +1510,14 @@
             <w:vAlign w:val="center"/>
           </w:tcPr>
           <w:p>
+            <w:pPr>
+              <w:rPr>
+                <w:rFonts w:asciiTheme="majorHAnsi" w:hAnsiTheme="majorHAnsi" w:cstheme="majorHAnsi"/>
+              </w:rPr>
+            </w:pPr>
             <w:r>
               <w:rPr>
+                <w:rFonts w:asciiTheme="majorHAnsi" w:hAnsiTheme="majorHAnsi" w:cstheme="majorHAnsi"/>
                 <w:b/>
                 <w:color w:val="1F4E79"/>
                 <w:sz w:val="16"/>
@@ -1217,6 +1538,11 @@
             <w:vAlign w:val="center"/>
           </w:tcPr>
           <w:p>
+            <w:pPr>
+              <w:rPr>
+                <w:rFonts w:asciiTheme="majorHAnsi" w:hAnsiTheme="majorHAnsi" w:cstheme="majorHAnsi"/>
+              </w:rPr>
+            </w:pPr>
             <w:bookmarkStart w:id="13" w:name="genderPreference"/>
             <w:bookmarkEnd w:id="13"/>
           </w:p>
@@ -1233,8 +1559,14 @@
             <w:vAlign w:val="center"/>
           </w:tcPr>
           <w:p>
+            <w:pPr>
+              <w:rPr>
+                <w:rFonts w:asciiTheme="majorHAnsi" w:hAnsiTheme="majorHAnsi" w:cstheme="majorHAnsi"/>
+              </w:rPr>
+            </w:pPr>
             <w:r>
               <w:rPr>
+                <w:rFonts w:asciiTheme="majorHAnsi" w:hAnsiTheme="majorHAnsi" w:cstheme="majorHAnsi"/>
                 <w:b/>
                 <w:color w:val="1F4E79"/>
                 <w:sz w:val="16"/>
@@ -1255,6 +1587,11 @@
             <w:vAlign w:val="center"/>
           </w:tcPr>
           <w:p>
+            <w:pPr>
+              <w:rPr>
+                <w:rFonts w:asciiTheme="majorHAnsi" w:hAnsiTheme="majorHAnsi" w:cstheme="majorHAnsi"/>
+              </w:rPr>
+            </w:pPr>
             <w:bookmarkStart w:id="14" w:name="ageRange"/>
             <w:bookmarkEnd w:id="14"/>
           </w:p>
@@ -1276,8 +1613,14 @@
             <w:vAlign w:val="center"/>
           </w:tcPr>
           <w:p>
+            <w:pPr>
+              <w:rPr>
+                <w:rFonts w:asciiTheme="majorHAnsi" w:hAnsiTheme="majorHAnsi" w:cstheme="majorHAnsi"/>
+              </w:rPr>
+            </w:pPr>
             <w:r>
               <w:rPr>
+                <w:rFonts w:asciiTheme="majorHAnsi" w:hAnsiTheme="majorHAnsi" w:cstheme="majorHAnsi"/>
                 <w:b/>
                 <w:color w:val="1F4E79"/>
                 <w:sz w:val="16"/>
@@ -1298,6 +1641,11 @@
             <w:vAlign w:val="center"/>
           </w:tcPr>
           <w:p>
+            <w:pPr>
+              <w:rPr>
+                <w:rFonts w:asciiTheme="majorHAnsi" w:hAnsiTheme="majorHAnsi" w:cstheme="majorHAnsi"/>
+              </w:rPr>
+            </w:pPr>
             <w:bookmarkStart w:id="15" w:name="preferredNationality"/>
             <w:bookmarkEnd w:id="15"/>
           </w:p>
@@ -1307,23 +1655,47 @@
             <w:tcW w:w="2664" w:type="dxa"/>
             <w:vAlign w:val="center"/>
           </w:tcPr>
-          <w:p/>
+          <w:p>
+            <w:pPr>
+              <w:rPr>
+                <w:rFonts w:asciiTheme="majorHAnsi" w:hAnsiTheme="majorHAnsi" w:cstheme="majorHAnsi"/>
+              </w:rPr>
+            </w:pPr>
+          </w:p>
         </w:tc>
         <w:tc>
           <w:tcPr>
             <w:tcW w:w="2664" w:type="dxa"/>
             <w:vAlign w:val="center"/>
           </w:tcPr>
-          <w:p/>
+          <w:p>
+            <w:pPr>
+              <w:rPr>
+                <w:rFonts w:asciiTheme="majorHAnsi" w:hAnsiTheme="majorHAnsi" w:cstheme="majorHAnsi"/>
+              </w:rPr>
+            </w:pPr>
+          </w:p>
         </w:tc>
       </w:tr>
     </w:tbl>
-    <w:p/>
+    <w:p>
+      <w:pPr>
+        <w:rPr>
+          <w:rFonts w:asciiTheme="majorHAnsi" w:hAnsiTheme="majorHAnsi" w:cstheme="majorHAnsi"/>
+        </w:rPr>
+      </w:pPr>
+    </w:p>
     <w:p>
       <w:pPr>
         <w:pStyle w:val="SectionHeading"/>
+        <w:rPr>
+          <w:rFonts w:asciiTheme="majorHAnsi" w:hAnsiTheme="majorHAnsi" w:cstheme="majorHAnsi"/>
+        </w:rPr>
       </w:pPr>
       <w:r>
+        <w:rPr>
+          <w:rFonts w:asciiTheme="majorHAnsi" w:hAnsiTheme="majorHAnsi" w:cstheme="majorHAnsi"/>
+        </w:rPr>
         <w:t>Facility Requirements</w:t>
       </w:r>
     </w:p>
@@ -1357,8 +1729,14 @@
             <w:vAlign w:val="center"/>
           </w:tcPr>
           <w:p>
+            <w:pPr>
+              <w:rPr>
+                <w:rFonts w:asciiTheme="majorHAnsi" w:hAnsiTheme="majorHAnsi" w:cstheme="majorHAnsi"/>
+              </w:rPr>
+            </w:pPr>
             <w:r>
               <w:rPr>
+                <w:rFonts w:asciiTheme="majorHAnsi" w:hAnsiTheme="majorHAnsi" w:cstheme="majorHAnsi"/>
                 <w:b/>
                 <w:color w:val="FFFFFF"/>
                 <w:sz w:val="16"/>
@@ -1380,8 +1758,14 @@
             <w:vAlign w:val="center"/>
           </w:tcPr>
           <w:p>
+            <w:pPr>
+              <w:rPr>
+                <w:rFonts w:asciiTheme="majorHAnsi" w:hAnsiTheme="majorHAnsi" w:cstheme="majorHAnsi"/>
+              </w:rPr>
+            </w:pPr>
             <w:r>
               <w:rPr>
+                <w:rFonts w:asciiTheme="majorHAnsi" w:hAnsiTheme="majorHAnsi" w:cstheme="majorHAnsi"/>
                 <w:b/>
                 <w:color w:val="FFFFFF"/>
                 <w:sz w:val="16"/>
@@ -1403,8 +1787,14 @@
             <w:vAlign w:val="center"/>
           </w:tcPr>
           <w:p>
+            <w:pPr>
+              <w:rPr>
+                <w:rFonts w:asciiTheme="majorHAnsi" w:hAnsiTheme="majorHAnsi" w:cstheme="majorHAnsi"/>
+              </w:rPr>
+            </w:pPr>
             <w:r>
               <w:rPr>
+                <w:rFonts w:asciiTheme="majorHAnsi" w:hAnsiTheme="majorHAnsi" w:cstheme="majorHAnsi"/>
                 <w:b/>
                 <w:color w:val="FFFFFF"/>
                 <w:sz w:val="16"/>
@@ -1426,8 +1816,14 @@
             <w:vAlign w:val="center"/>
           </w:tcPr>
           <w:p>
+            <w:pPr>
+              <w:rPr>
+                <w:rFonts w:asciiTheme="majorHAnsi" w:hAnsiTheme="majorHAnsi" w:cstheme="majorHAnsi"/>
+              </w:rPr>
+            </w:pPr>
             <w:r>
               <w:rPr>
+                <w:rFonts w:asciiTheme="majorHAnsi" w:hAnsiTheme="majorHAnsi" w:cstheme="majorHAnsi"/>
                 <w:b/>
                 <w:color w:val="FFFFFF"/>
                 <w:sz w:val="16"/>
@@ -1453,8 +1849,14 @@
             <w:vAlign w:val="center"/>
           </w:tcPr>
           <w:p>
+            <w:pPr>
+              <w:rPr>
+                <w:rFonts w:asciiTheme="majorHAnsi" w:hAnsiTheme="majorHAnsi" w:cstheme="majorHAnsi"/>
+              </w:rPr>
+            </w:pPr>
             <w:r>
               <w:rPr>
+                <w:rFonts w:asciiTheme="majorHAnsi" w:hAnsiTheme="majorHAnsi" w:cstheme="majorHAnsi"/>
                 <w:b/>
                 <w:color w:val="1F4E79"/>
                 <w:sz w:val="16"/>
@@ -1475,6 +1877,11 @@
             <w:vAlign w:val="center"/>
           </w:tcPr>
           <w:p>
+            <w:pPr>
+              <w:rPr>
+                <w:rFonts w:asciiTheme="majorHAnsi" w:hAnsiTheme="majorHAnsi" w:cstheme="majorHAnsi"/>
+              </w:rPr>
+            </w:pPr>
             <w:bookmarkStart w:id="16" w:name="itFacilityRequirementsText"/>
             <w:bookmarkEnd w:id="16"/>
           </w:p>
@@ -1491,8 +1898,14 @@
             <w:vAlign w:val="center"/>
           </w:tcPr>
           <w:p>
+            <w:pPr>
+              <w:rPr>
+                <w:rFonts w:asciiTheme="majorHAnsi" w:hAnsiTheme="majorHAnsi" w:cstheme="majorHAnsi"/>
+              </w:rPr>
+            </w:pPr>
             <w:r>
               <w:rPr>
+                <w:rFonts w:asciiTheme="majorHAnsi" w:hAnsiTheme="majorHAnsi" w:cstheme="majorHAnsi"/>
                 <w:b/>
                 <w:color w:val="1F4E79"/>
                 <w:sz w:val="16"/>
@@ -1513,6 +1926,11 @@
             <w:vAlign w:val="center"/>
           </w:tcPr>
           <w:p>
+            <w:pPr>
+              <w:rPr>
+                <w:rFonts w:asciiTheme="majorHAnsi" w:hAnsiTheme="majorHAnsi" w:cstheme="majorHAnsi"/>
+              </w:rPr>
+            </w:pPr>
             <w:bookmarkStart w:id="17" w:name="adminFacilityRequirementsText"/>
             <w:bookmarkEnd w:id="17"/>
           </w:p>
@@ -1522,13 +1940,22 @@
     <w:p>
       <w:pPr>
         <w:pStyle w:val="SectionHeading"/>
+        <w:rPr>
+          <w:rFonts w:asciiTheme="majorHAnsi" w:hAnsiTheme="majorHAnsi" w:cstheme="majorHAnsi"/>
+        </w:rPr>
       </w:pPr>
     </w:p>
     <w:p>
       <w:pPr>
         <w:pStyle w:val="SectionHeading"/>
+        <w:rPr>
+          <w:rFonts w:asciiTheme="majorHAnsi" w:hAnsiTheme="majorHAnsi" w:cstheme="majorHAnsi"/>
+        </w:rPr>
       </w:pPr>
       <w:r>
+        <w:rPr>
+          <w:rFonts w:asciiTheme="majorHAnsi" w:hAnsiTheme="majorHAnsi" w:cstheme="majorHAnsi"/>
+        </w:rPr>
         <w:t>Other Remarks</w:t>
       </w:r>
     </w:p>
@@ -1561,8 +1988,14 @@
             <w:vAlign w:val="center"/>
           </w:tcPr>
           <w:p>
+            <w:pPr>
+              <w:rPr>
+                <w:rFonts w:asciiTheme="majorHAnsi" w:hAnsiTheme="majorHAnsi" w:cstheme="majorHAnsi"/>
+              </w:rPr>
+            </w:pPr>
             <w:r>
               <w:rPr>
+                <w:rFonts w:asciiTheme="majorHAnsi" w:hAnsiTheme="majorHAnsi" w:cstheme="majorHAnsi"/>
                 <w:b/>
                 <w:color w:val="FFFFFF"/>
                 <w:sz w:val="16"/>
@@ -1584,8 +2017,14 @@
             <w:vAlign w:val="center"/>
           </w:tcPr>
           <w:p>
+            <w:pPr>
+              <w:rPr>
+                <w:rFonts w:asciiTheme="majorHAnsi" w:hAnsiTheme="majorHAnsi" w:cstheme="majorHAnsi"/>
+              </w:rPr>
+            </w:pPr>
             <w:r>
               <w:rPr>
+                <w:rFonts w:asciiTheme="majorHAnsi" w:hAnsiTheme="majorHAnsi" w:cstheme="majorHAnsi"/>
                 <w:b/>
                 <w:color w:val="FFFFFF"/>
                 <w:sz w:val="16"/>
@@ -1612,8 +2051,14 @@
             <w:vAlign w:val="center"/>
           </w:tcPr>
           <w:p>
+            <w:pPr>
+              <w:rPr>
+                <w:rFonts w:asciiTheme="majorHAnsi" w:hAnsiTheme="majorHAnsi" w:cstheme="majorHAnsi"/>
+              </w:rPr>
+            </w:pPr>
             <w:r>
               <w:rPr>
+                <w:rFonts w:asciiTheme="majorHAnsi" w:hAnsiTheme="majorHAnsi" w:cstheme="majorHAnsi"/>
                 <w:b/>
                 <w:color w:val="1F4E79"/>
                 <w:sz w:val="16"/>
@@ -1634,6 +2079,11 @@
             <w:vAlign w:val="center"/>
           </w:tcPr>
           <w:p>
+            <w:pPr>
+              <w:rPr>
+                <w:rFonts w:asciiTheme="majorHAnsi" w:hAnsiTheme="majorHAnsi" w:cstheme="majorHAnsi"/>
+              </w:rPr>
+            </w:pPr>
             <w:bookmarkStart w:id="18" w:name="otherRemarks"/>
             <w:bookmarkEnd w:id="18"/>
           </w:p>
@@ -1643,6 +2093,9 @@
     <w:p>
       <w:pPr>
         <w:pStyle w:val="SectionHeading"/>
+        <w:rPr>
+          <w:rFonts w:asciiTheme="majorHAnsi" w:hAnsiTheme="majorHAnsi" w:cstheme="majorHAnsi"/>
+        </w:rPr>
       </w:pPr>
     </w:p>
     <w:sectPr>

--- a/Case Code Activity Classes/HR/Workforce Requisition Hiring Request/HRHiringRequestTemplate.docx
+++ b/Case Code Activity Classes/HR/Workforce Requisition Hiring Request/HRHiringRequestTemplate.docx
@@ -31,16 +31,19 @@
             <w:pPr>
               <w:jc w:val="center"/>
               <w:rPr>
-                <w:rFonts w:asciiTheme="majorHAnsi" w:hAnsiTheme="majorHAnsi" w:cstheme="majorHAnsi"/>
+                <w:rFonts w:asciiTheme="minorBidi" w:hAnsiTheme="minorBidi"/>
+                <w:sz w:val="20"/>
+                <w:szCs w:val="20"/>
               </w:rPr>
             </w:pPr>
             <w:r>
               <w:rPr>
-                <w:rFonts w:asciiTheme="majorHAnsi" w:hAnsiTheme="majorHAnsi" w:cstheme="majorHAnsi"/>
+                <w:rFonts w:asciiTheme="minorBidi" w:hAnsiTheme="minorBidi"/>
                 <w:b/>
                 <w:bCs/>
                 <w:color w:val="FFFFFF"/>
-                <w:sz w:val="36"/>
+                <w:sz w:val="20"/>
+                <w:szCs w:val="20"/>
               </w:rPr>
               <w:t>Workforce Requisition Form / Hiring Request</w:t>
             </w:r>
@@ -51,7 +54,9 @@
     <w:p>
       <w:pPr>
         <w:rPr>
-          <w:rFonts w:asciiTheme="majorHAnsi" w:hAnsiTheme="majorHAnsi" w:cstheme="majorHAnsi"/>
+          <w:rFonts w:asciiTheme="minorBidi" w:hAnsiTheme="minorBidi"/>
+          <w:sz w:val="20"/>
+          <w:szCs w:val="20"/>
         </w:rPr>
       </w:pPr>
     </w:p>
@@ -75,7 +80,7 @@
         <w:tc>
           <w:tcPr>
             <w:tcW w:w="2664" w:type="dxa"/>
-            <w:shd w:val="clear" w:color="auto" w:fill="D9EAF7"/>
+            <w:shd w:val="clear" w:color="auto" w:fill="F2F2F2" w:themeFill="background1" w:themeFillShade="F2"/>
             <w:tcMar>
               <w:top w:w="90" w:type="dxa"/>
               <w:left w:w="80" w:type="dxa"/>
@@ -87,15 +92,18 @@
           <w:p>
             <w:pPr>
               <w:rPr>
-                <w:rFonts w:asciiTheme="majorHAnsi" w:hAnsiTheme="majorHAnsi" w:cstheme="majorHAnsi"/>
+                <w:rFonts w:asciiTheme="minorBidi" w:hAnsiTheme="minorBidi"/>
+                <w:sz w:val="20"/>
+                <w:szCs w:val="20"/>
               </w:rPr>
             </w:pPr>
             <w:r>
               <w:rPr>
-                <w:rFonts w:asciiTheme="majorHAnsi" w:hAnsiTheme="majorHAnsi" w:cstheme="majorHAnsi"/>
+                <w:rFonts w:asciiTheme="minorBidi" w:hAnsiTheme="minorBidi"/>
                 <w:b/>
                 <w:color w:val="1F4E79"/>
-                <w:sz w:val="16"/>
+                <w:sz w:val="20"/>
+                <w:szCs w:val="20"/>
               </w:rPr>
               <w:t>Request Date</w:t>
             </w:r>
@@ -115,28 +123,51 @@
           <w:p>
             <w:pPr>
               <w:rPr>
-                <w:rFonts w:asciiTheme="majorHAnsi" w:hAnsiTheme="majorHAnsi" w:cstheme="majorHAnsi"/>
+                <w:rFonts w:asciiTheme="minorBidi" w:hAnsiTheme="minorBidi"/>
+                <w:sz w:val="20"/>
+                <w:szCs w:val="20"/>
               </w:rPr>
             </w:pPr>
             <w:bookmarkStart w:id="0" w:name="requisitionDate"/>
+            <w:r>
+              <w:rPr>
+                <w:rFonts w:asciiTheme="minorBidi" w:hAnsiTheme="minorBidi"/>
+                <w:i/>
+                <w:color w:val="646464"/>
+                <w:sz w:val="20"/>
+                <w:szCs w:val="20"/>
+              </w:rPr>
+              <w:t>«</w:t>
+            </w:r>
             <w:proofErr w:type="spellStart"/>
             <w:r>
               <w:rPr>
-                <w:rFonts w:asciiTheme="majorHAnsi" w:hAnsiTheme="majorHAnsi" w:cstheme="majorHAnsi"/>
+                <w:rFonts w:asciiTheme="minorBidi" w:hAnsiTheme="minorBidi"/>
                 <w:i/>
                 <w:color w:val="646464"/>
-                <w:sz w:val="16"/>
+                <w:sz w:val="20"/>
+                <w:szCs w:val="20"/>
               </w:rPr>
               <w:t>requisitionDate</w:t>
             </w:r>
+            <w:proofErr w:type="spellEnd"/>
+            <w:r>
+              <w:rPr>
+                <w:rFonts w:asciiTheme="minorBidi" w:hAnsiTheme="minorBidi"/>
+                <w:i/>
+                <w:color w:val="646464"/>
+                <w:sz w:val="20"/>
+                <w:szCs w:val="20"/>
+              </w:rPr>
+              <w:t>»</w:t>
+            </w:r>
             <w:bookmarkEnd w:id="0"/>
-            <w:proofErr w:type="spellEnd"/>
           </w:p>
         </w:tc>
         <w:tc>
           <w:tcPr>
             <w:tcW w:w="2664" w:type="dxa"/>
-            <w:shd w:val="clear" w:color="auto" w:fill="D9EAF7"/>
+            <w:shd w:val="clear" w:color="auto" w:fill="F2F2F2" w:themeFill="background1" w:themeFillShade="F2"/>
             <w:tcMar>
               <w:top w:w="90" w:type="dxa"/>
               <w:left w:w="80" w:type="dxa"/>
@@ -148,15 +179,18 @@
           <w:p>
             <w:pPr>
               <w:rPr>
-                <w:rFonts w:asciiTheme="majorHAnsi" w:hAnsiTheme="majorHAnsi" w:cstheme="majorHAnsi"/>
+                <w:rFonts w:asciiTheme="minorBidi" w:hAnsiTheme="minorBidi"/>
+                <w:sz w:val="20"/>
+                <w:szCs w:val="20"/>
               </w:rPr>
             </w:pPr>
             <w:r>
               <w:rPr>
-                <w:rFonts w:asciiTheme="majorHAnsi" w:hAnsiTheme="majorHAnsi" w:cstheme="majorHAnsi"/>
+                <w:rFonts w:asciiTheme="minorBidi" w:hAnsiTheme="minorBidi"/>
                 <w:b/>
                 <w:color w:val="1F4E79"/>
-                <w:sz w:val="16"/>
+                <w:sz w:val="20"/>
+                <w:szCs w:val="20"/>
               </w:rPr>
               <w:t>Target Employment Date</w:t>
             </w:r>
@@ -176,22 +210,45 @@
           <w:p>
             <w:pPr>
               <w:rPr>
-                <w:rFonts w:asciiTheme="majorHAnsi" w:hAnsiTheme="majorHAnsi" w:cstheme="majorHAnsi"/>
+                <w:rFonts w:asciiTheme="minorBidi" w:hAnsiTheme="minorBidi"/>
+                <w:sz w:val="20"/>
+                <w:szCs w:val="20"/>
               </w:rPr>
             </w:pPr>
             <w:bookmarkStart w:id="1" w:name="targetEmploymentDate"/>
+            <w:r>
+              <w:rPr>
+                <w:rFonts w:asciiTheme="minorBidi" w:hAnsiTheme="minorBidi"/>
+                <w:i/>
+                <w:color w:val="646464"/>
+                <w:sz w:val="20"/>
+                <w:szCs w:val="20"/>
+              </w:rPr>
+              <w:t>«</w:t>
+            </w:r>
             <w:proofErr w:type="spellStart"/>
             <w:r>
               <w:rPr>
-                <w:rFonts w:asciiTheme="majorHAnsi" w:hAnsiTheme="majorHAnsi" w:cstheme="majorHAnsi"/>
+                <w:rFonts w:asciiTheme="minorBidi" w:hAnsiTheme="minorBidi"/>
                 <w:i/>
                 <w:color w:val="646464"/>
-                <w:sz w:val="16"/>
+                <w:sz w:val="20"/>
+                <w:szCs w:val="20"/>
               </w:rPr>
               <w:t>targetEmploymentDate</w:t>
             </w:r>
+            <w:proofErr w:type="spellEnd"/>
+            <w:r>
+              <w:rPr>
+                <w:rFonts w:asciiTheme="minorBidi" w:hAnsiTheme="minorBidi"/>
+                <w:i/>
+                <w:color w:val="646464"/>
+                <w:sz w:val="20"/>
+                <w:szCs w:val="20"/>
+              </w:rPr>
+              <w:t>»</w:t>
+            </w:r>
             <w:bookmarkEnd w:id="1"/>
-            <w:proofErr w:type="spellEnd"/>
           </w:p>
         </w:tc>
       </w:tr>
@@ -202,7 +259,7 @@
         <w:tc>
           <w:tcPr>
             <w:tcW w:w="2664" w:type="dxa"/>
-            <w:shd w:val="clear" w:color="auto" w:fill="D9EAF7"/>
+            <w:shd w:val="clear" w:color="auto" w:fill="F2F2F2" w:themeFill="background1" w:themeFillShade="F2"/>
             <w:tcMar>
               <w:top w:w="90" w:type="dxa"/>
               <w:left w:w="80" w:type="dxa"/>
@@ -214,15 +271,18 @@
           <w:p>
             <w:pPr>
               <w:rPr>
-                <w:rFonts w:asciiTheme="majorHAnsi" w:hAnsiTheme="majorHAnsi" w:cstheme="majorHAnsi"/>
+                <w:rFonts w:asciiTheme="minorBidi" w:hAnsiTheme="minorBidi"/>
+                <w:sz w:val="20"/>
+                <w:szCs w:val="20"/>
               </w:rPr>
             </w:pPr>
             <w:r>
               <w:rPr>
-                <w:rFonts w:asciiTheme="majorHAnsi" w:hAnsiTheme="majorHAnsi" w:cstheme="majorHAnsi"/>
+                <w:rFonts w:asciiTheme="minorBidi" w:hAnsiTheme="minorBidi"/>
                 <w:b/>
                 <w:color w:val="1F4E79"/>
-                <w:sz w:val="16"/>
+                <w:sz w:val="20"/>
+                <w:szCs w:val="20"/>
               </w:rPr>
               <w:t>Department</w:t>
             </w:r>
@@ -242,18 +302,41 @@
           <w:p>
             <w:pPr>
               <w:rPr>
-                <w:rFonts w:asciiTheme="majorHAnsi" w:hAnsiTheme="majorHAnsi" w:cstheme="majorHAnsi"/>
+                <w:rFonts w:asciiTheme="minorBidi" w:hAnsiTheme="minorBidi"/>
+                <w:sz w:val="20"/>
+                <w:szCs w:val="20"/>
               </w:rPr>
             </w:pPr>
             <w:bookmarkStart w:id="2" w:name="departmentText"/>
             <w:r>
               <w:rPr>
-                <w:rFonts w:asciiTheme="majorHAnsi" w:hAnsiTheme="majorHAnsi" w:cstheme="majorHAnsi"/>
+                <w:rFonts w:asciiTheme="minorBidi" w:hAnsiTheme="minorBidi"/>
                 <w:i/>
                 <w:color w:val="646464"/>
-                <w:sz w:val="16"/>
+                <w:sz w:val="20"/>
+                <w:szCs w:val="20"/>
+              </w:rPr>
+              <w:t>«</w:t>
+            </w:r>
+            <w:r>
+              <w:rPr>
+                <w:rFonts w:asciiTheme="minorBidi" w:hAnsiTheme="minorBidi"/>
+                <w:i/>
+                <w:color w:val="646464"/>
+                <w:sz w:val="20"/>
+                <w:szCs w:val="20"/>
               </w:rPr>
               <w:t>department</w:t>
+            </w:r>
+            <w:r>
+              <w:rPr>
+                <w:rFonts w:asciiTheme="minorBidi" w:hAnsiTheme="minorBidi"/>
+                <w:i/>
+                <w:color w:val="646464"/>
+                <w:sz w:val="20"/>
+                <w:szCs w:val="20"/>
+              </w:rPr>
+              <w:t>»</w:t>
             </w:r>
             <w:bookmarkEnd w:id="2"/>
           </w:p>
@@ -261,7 +344,7 @@
         <w:tc>
           <w:tcPr>
             <w:tcW w:w="2664" w:type="dxa"/>
-            <w:shd w:val="clear" w:color="auto" w:fill="D9EAF7"/>
+            <w:shd w:val="clear" w:color="auto" w:fill="F2F2F2" w:themeFill="background1" w:themeFillShade="F2"/>
             <w:tcMar>
               <w:top w:w="90" w:type="dxa"/>
               <w:left w:w="80" w:type="dxa"/>
@@ -273,15 +356,18 @@
           <w:p>
             <w:pPr>
               <w:rPr>
-                <w:rFonts w:asciiTheme="majorHAnsi" w:hAnsiTheme="majorHAnsi" w:cstheme="majorHAnsi"/>
+                <w:rFonts w:asciiTheme="minorBidi" w:hAnsiTheme="minorBidi"/>
+                <w:sz w:val="20"/>
+                <w:szCs w:val="20"/>
               </w:rPr>
             </w:pPr>
             <w:r>
               <w:rPr>
-                <w:rFonts w:asciiTheme="majorHAnsi" w:hAnsiTheme="majorHAnsi" w:cstheme="majorHAnsi"/>
+                <w:rFonts w:asciiTheme="minorBidi" w:hAnsiTheme="minorBidi"/>
                 <w:b/>
                 <w:color w:val="1F4E79"/>
-                <w:sz w:val="16"/>
+                <w:sz w:val="20"/>
+                <w:szCs w:val="20"/>
               </w:rPr>
               <w:t>Section</w:t>
             </w:r>
@@ -301,10 +387,42 @@
           <w:p>
             <w:pPr>
               <w:rPr>
-                <w:rFonts w:asciiTheme="majorHAnsi" w:hAnsiTheme="majorHAnsi" w:cstheme="majorHAnsi"/>
+                <w:rFonts w:asciiTheme="minorBidi" w:hAnsiTheme="minorBidi"/>
+                <w:sz w:val="20"/>
+                <w:szCs w:val="20"/>
               </w:rPr>
             </w:pPr>
             <w:bookmarkStart w:id="3" w:name="section"/>
+            <w:r>
+              <w:rPr>
+                <w:rFonts w:asciiTheme="minorBidi" w:hAnsiTheme="minorBidi"/>
+                <w:i/>
+                <w:color w:val="646464"/>
+                <w:sz w:val="20"/>
+                <w:szCs w:val="20"/>
+              </w:rPr>
+              <w:t>«</w:t>
+            </w:r>
+            <w:r>
+              <w:rPr>
+                <w:rFonts w:asciiTheme="minorBidi" w:hAnsiTheme="minorBidi"/>
+                <w:i/>
+                <w:color w:val="646464"/>
+                <w:sz w:val="20"/>
+                <w:szCs w:val="20"/>
+              </w:rPr>
+              <w:t>section</w:t>
+            </w:r>
+            <w:r>
+              <w:rPr>
+                <w:rFonts w:asciiTheme="minorBidi" w:hAnsiTheme="minorBidi"/>
+                <w:i/>
+                <w:color w:val="646464"/>
+                <w:sz w:val="20"/>
+                <w:szCs w:val="20"/>
+              </w:rPr>
+              <w:t>»</w:t>
+            </w:r>
             <w:bookmarkEnd w:id="3"/>
           </w:p>
         </w:tc>
@@ -316,7 +434,7 @@
         <w:tc>
           <w:tcPr>
             <w:tcW w:w="2664" w:type="dxa"/>
-            <w:shd w:val="clear" w:color="auto" w:fill="D9EAF7"/>
+            <w:shd w:val="clear" w:color="auto" w:fill="F2F2F2" w:themeFill="background1" w:themeFillShade="F2"/>
             <w:tcMar>
               <w:top w:w="90" w:type="dxa"/>
               <w:left w:w="80" w:type="dxa"/>
@@ -328,15 +446,18 @@
           <w:p>
             <w:pPr>
               <w:rPr>
-                <w:rFonts w:asciiTheme="majorHAnsi" w:hAnsiTheme="majorHAnsi" w:cstheme="majorHAnsi"/>
+                <w:rFonts w:asciiTheme="minorBidi" w:hAnsiTheme="minorBidi"/>
+                <w:sz w:val="20"/>
+                <w:szCs w:val="20"/>
               </w:rPr>
             </w:pPr>
             <w:r>
               <w:rPr>
-                <w:rFonts w:asciiTheme="majorHAnsi" w:hAnsiTheme="majorHAnsi" w:cstheme="majorHAnsi"/>
+                <w:rFonts w:asciiTheme="minorBidi" w:hAnsiTheme="minorBidi"/>
                 <w:b/>
                 <w:color w:val="1F4E79"/>
-                <w:sz w:val="16"/>
+                <w:sz w:val="20"/>
+                <w:szCs w:val="20"/>
               </w:rPr>
               <w:t>Position</w:t>
             </w:r>
@@ -356,28 +477,51 @@
           <w:p>
             <w:pPr>
               <w:rPr>
-                <w:rFonts w:asciiTheme="majorHAnsi" w:hAnsiTheme="majorHAnsi" w:cstheme="majorHAnsi"/>
+                <w:rFonts w:asciiTheme="minorBidi" w:hAnsiTheme="minorBidi"/>
+                <w:sz w:val="20"/>
+                <w:szCs w:val="20"/>
               </w:rPr>
             </w:pPr>
             <w:bookmarkStart w:id="4" w:name="jobTitleText"/>
+            <w:r>
+              <w:rPr>
+                <w:rFonts w:asciiTheme="minorBidi" w:hAnsiTheme="minorBidi"/>
+                <w:i/>
+                <w:color w:val="646464"/>
+                <w:sz w:val="20"/>
+                <w:szCs w:val="20"/>
+              </w:rPr>
+              <w:t>«</w:t>
+            </w:r>
             <w:proofErr w:type="spellStart"/>
             <w:r>
               <w:rPr>
-                <w:rFonts w:asciiTheme="majorHAnsi" w:hAnsiTheme="majorHAnsi" w:cstheme="majorHAnsi"/>
+                <w:rFonts w:asciiTheme="minorBidi" w:hAnsiTheme="minorBidi"/>
                 <w:i/>
                 <w:color w:val="646464"/>
-                <w:sz w:val="16"/>
+                <w:sz w:val="20"/>
+                <w:szCs w:val="20"/>
               </w:rPr>
               <w:t>requiredPosition</w:t>
             </w:r>
+            <w:proofErr w:type="spellEnd"/>
+            <w:r>
+              <w:rPr>
+                <w:rFonts w:asciiTheme="minorBidi" w:hAnsiTheme="minorBidi"/>
+                <w:i/>
+                <w:color w:val="646464"/>
+                <w:sz w:val="20"/>
+                <w:szCs w:val="20"/>
+              </w:rPr>
+              <w:t>»</w:t>
+            </w:r>
             <w:bookmarkEnd w:id="4"/>
-            <w:proofErr w:type="spellEnd"/>
           </w:p>
         </w:tc>
         <w:tc>
           <w:tcPr>
             <w:tcW w:w="2664" w:type="dxa"/>
-            <w:shd w:val="clear" w:color="auto" w:fill="D9EAF7"/>
+            <w:shd w:val="clear" w:color="auto" w:fill="F2F2F2" w:themeFill="background1" w:themeFillShade="F2"/>
             <w:tcMar>
               <w:top w:w="90" w:type="dxa"/>
               <w:left w:w="80" w:type="dxa"/>
@@ -389,15 +533,18 @@
           <w:p>
             <w:pPr>
               <w:rPr>
-                <w:rFonts w:asciiTheme="majorHAnsi" w:hAnsiTheme="majorHAnsi" w:cstheme="majorHAnsi"/>
+                <w:rFonts w:asciiTheme="minorBidi" w:hAnsiTheme="minorBidi"/>
+                <w:sz w:val="20"/>
+                <w:szCs w:val="20"/>
               </w:rPr>
             </w:pPr>
             <w:r>
               <w:rPr>
-                <w:rFonts w:asciiTheme="majorHAnsi" w:hAnsiTheme="majorHAnsi" w:cstheme="majorHAnsi"/>
+                <w:rFonts w:asciiTheme="minorBidi" w:hAnsiTheme="minorBidi"/>
                 <w:b/>
                 <w:color w:val="1F4E79"/>
-                <w:sz w:val="16"/>
+                <w:sz w:val="20"/>
+                <w:szCs w:val="20"/>
               </w:rPr>
               <w:t>Grade</w:t>
             </w:r>
@@ -417,30 +564,56 @@
           <w:p>
             <w:pPr>
               <w:rPr>
-                <w:rFonts w:asciiTheme="majorHAnsi" w:hAnsiTheme="majorHAnsi" w:cstheme="majorHAnsi"/>
+                <w:rFonts w:asciiTheme="minorBidi" w:hAnsiTheme="minorBidi"/>
+                <w:sz w:val="20"/>
+                <w:szCs w:val="20"/>
               </w:rPr>
             </w:pPr>
             <w:bookmarkStart w:id="5" w:name="gradeLevelText"/>
+            <w:r>
+              <w:rPr>
+                <w:rFonts w:asciiTheme="minorBidi" w:hAnsiTheme="minorBidi"/>
+                <w:i/>
+                <w:color w:val="646464"/>
+                <w:sz w:val="20"/>
+                <w:szCs w:val="20"/>
+              </w:rPr>
+              <w:t>«</w:t>
+            </w:r>
             <w:proofErr w:type="spellStart"/>
             <w:r>
               <w:rPr>
-                <w:rFonts w:asciiTheme="majorHAnsi" w:hAnsiTheme="majorHAnsi" w:cstheme="majorHAnsi"/>
+                <w:rFonts w:asciiTheme="minorBidi" w:hAnsiTheme="minorBidi"/>
                 <w:i/>
                 <w:color w:val="646464"/>
-                <w:sz w:val="16"/>
+                <w:sz w:val="20"/>
+                <w:szCs w:val="20"/>
               </w:rPr>
               <w:t>gradeLevel</w:t>
             </w:r>
+            <w:proofErr w:type="spellEnd"/>
+            <w:r>
+              <w:rPr>
+                <w:rFonts w:asciiTheme="minorBidi" w:hAnsiTheme="minorBidi"/>
+                <w:i/>
+                <w:color w:val="646464"/>
+                <w:sz w:val="20"/>
+                <w:szCs w:val="20"/>
+              </w:rPr>
+              <w:t>»</w:t>
+            </w:r>
             <w:bookmarkEnd w:id="5"/>
-            <w:proofErr w:type="spellEnd"/>
           </w:p>
         </w:tc>
       </w:tr>
     </w:tbl>
     <w:p>
       <w:pPr>
+        <w:pStyle w:val="SectionHeading"/>
         <w:rPr>
-          <w:rFonts w:asciiTheme="majorHAnsi" w:hAnsiTheme="majorHAnsi" w:cstheme="majorHAnsi"/>
+          <w:rFonts w:asciiTheme="minorBidi" w:hAnsiTheme="minorBidi"/>
+          <w:sz w:val="20"/>
+          <w:szCs w:val="20"/>
         </w:rPr>
       </w:pPr>
     </w:p>
@@ -448,12 +621,16 @@
       <w:pPr>
         <w:pStyle w:val="SectionHeading"/>
         <w:rPr>
-          <w:rFonts w:asciiTheme="majorHAnsi" w:hAnsiTheme="majorHAnsi" w:cstheme="majorHAnsi"/>
+          <w:rFonts w:asciiTheme="minorBidi" w:hAnsiTheme="minorBidi"/>
+          <w:sz w:val="20"/>
+          <w:szCs w:val="20"/>
         </w:rPr>
       </w:pPr>
       <w:r>
         <w:rPr>
-          <w:rFonts w:asciiTheme="majorHAnsi" w:hAnsiTheme="majorHAnsi" w:cstheme="majorHAnsi"/>
+          <w:rFonts w:asciiTheme="minorBidi" w:hAnsiTheme="minorBidi"/>
+          <w:sz w:val="20"/>
+          <w:szCs w:val="20"/>
         </w:rPr>
         <w:t>Request Information</w:t>
       </w:r>
@@ -478,127 +655,7 @@
         <w:tc>
           <w:tcPr>
             <w:tcW w:w="2664" w:type="dxa"/>
-            <w:shd w:val="clear" w:color="auto" w:fill="1F4E79"/>
-            <w:tcMar>
-              <w:top w:w="80" w:type="dxa"/>
-              <w:left w:w="80" w:type="dxa"/>
-              <w:bottom w:w="80" w:type="dxa"/>
-              <w:right w:w="80" w:type="dxa"/>
-            </w:tcMar>
-            <w:vAlign w:val="center"/>
-          </w:tcPr>
-          <w:p>
-            <w:pPr>
-              <w:rPr>
-                <w:rFonts w:asciiTheme="majorHAnsi" w:hAnsiTheme="majorHAnsi" w:cstheme="majorHAnsi"/>
-              </w:rPr>
-            </w:pPr>
-            <w:r>
-              <w:rPr>
-                <w:rFonts w:asciiTheme="majorHAnsi" w:hAnsiTheme="majorHAnsi" w:cstheme="majorHAnsi"/>
-                <w:b/>
-                <w:color w:val="FFFFFF"/>
-                <w:sz w:val="16"/>
-              </w:rPr>
-              <w:t>Field</w:t>
-            </w:r>
-          </w:p>
-        </w:tc>
-        <w:tc>
-          <w:tcPr>
-            <w:tcW w:w="2664" w:type="dxa"/>
-            <w:shd w:val="clear" w:color="auto" w:fill="1F4E79"/>
-            <w:tcMar>
-              <w:top w:w="80" w:type="dxa"/>
-              <w:left w:w="80" w:type="dxa"/>
-              <w:bottom w:w="80" w:type="dxa"/>
-              <w:right w:w="80" w:type="dxa"/>
-            </w:tcMar>
-            <w:vAlign w:val="center"/>
-          </w:tcPr>
-          <w:p>
-            <w:pPr>
-              <w:rPr>
-                <w:rFonts w:asciiTheme="majorHAnsi" w:hAnsiTheme="majorHAnsi" w:cstheme="majorHAnsi"/>
-              </w:rPr>
-            </w:pPr>
-            <w:r>
-              <w:rPr>
-                <w:rFonts w:asciiTheme="majorHAnsi" w:hAnsiTheme="majorHAnsi" w:cstheme="majorHAnsi"/>
-                <w:b/>
-                <w:color w:val="FFFFFF"/>
-                <w:sz w:val="16"/>
-              </w:rPr>
-              <w:t>Value</w:t>
-            </w:r>
-          </w:p>
-        </w:tc>
-        <w:tc>
-          <w:tcPr>
-            <w:tcW w:w="2664" w:type="dxa"/>
-            <w:shd w:val="clear" w:color="auto" w:fill="1F4E79"/>
-            <w:tcMar>
-              <w:top w:w="80" w:type="dxa"/>
-              <w:left w:w="80" w:type="dxa"/>
-              <w:bottom w:w="80" w:type="dxa"/>
-              <w:right w:w="80" w:type="dxa"/>
-            </w:tcMar>
-            <w:vAlign w:val="center"/>
-          </w:tcPr>
-          <w:p>
-            <w:pPr>
-              <w:rPr>
-                <w:rFonts w:asciiTheme="majorHAnsi" w:hAnsiTheme="majorHAnsi" w:cstheme="majorHAnsi"/>
-              </w:rPr>
-            </w:pPr>
-            <w:r>
-              <w:rPr>
-                <w:rFonts w:asciiTheme="majorHAnsi" w:hAnsiTheme="majorHAnsi" w:cstheme="majorHAnsi"/>
-                <w:b/>
-                <w:color w:val="FFFFFF"/>
-                <w:sz w:val="16"/>
-              </w:rPr>
-              <w:t>Field</w:t>
-            </w:r>
-          </w:p>
-        </w:tc>
-        <w:tc>
-          <w:tcPr>
-            <w:tcW w:w="2664" w:type="dxa"/>
-            <w:shd w:val="clear" w:color="auto" w:fill="1F4E79"/>
-            <w:tcMar>
-              <w:top w:w="80" w:type="dxa"/>
-              <w:left w:w="80" w:type="dxa"/>
-              <w:bottom w:w="80" w:type="dxa"/>
-              <w:right w:w="80" w:type="dxa"/>
-            </w:tcMar>
-            <w:vAlign w:val="center"/>
-          </w:tcPr>
-          <w:p>
-            <w:pPr>
-              <w:rPr>
-                <w:rFonts w:asciiTheme="majorHAnsi" w:hAnsiTheme="majorHAnsi" w:cstheme="majorHAnsi"/>
-              </w:rPr>
-            </w:pPr>
-            <w:r>
-              <w:rPr>
-                <w:rFonts w:asciiTheme="majorHAnsi" w:hAnsiTheme="majorHAnsi" w:cstheme="majorHAnsi"/>
-                <w:b/>
-                <w:color w:val="FFFFFF"/>
-                <w:sz w:val="16"/>
-              </w:rPr>
-              <w:t>Value</w:t>
-            </w:r>
-          </w:p>
-        </w:tc>
-      </w:tr>
-      <w:tr>
-        <w:trPr>
-          <w:jc w:val="center"/>
-        </w:trPr>
-        <w:tc>
-          <w:tcPr>
-            <w:tcW w:w="2664" w:type="dxa"/>
+            <w:shd w:val="clear" w:color="auto" w:fill="F2F2F2" w:themeFill="background1" w:themeFillShade="F2"/>
             <w:tcMar>
               <w:top w:w="90" w:type="dxa"/>
               <w:left w:w="80" w:type="dxa"/>
@@ -610,15 +667,18 @@
           <w:p>
             <w:pPr>
               <w:rPr>
-                <w:rFonts w:asciiTheme="majorHAnsi" w:hAnsiTheme="majorHAnsi" w:cstheme="majorHAnsi"/>
+                <w:rFonts w:asciiTheme="minorBidi" w:hAnsiTheme="minorBidi"/>
+                <w:sz w:val="20"/>
+                <w:szCs w:val="20"/>
               </w:rPr>
             </w:pPr>
             <w:r>
               <w:rPr>
-                <w:rFonts w:asciiTheme="majorHAnsi" w:hAnsiTheme="majorHAnsi" w:cstheme="majorHAnsi"/>
+                <w:rFonts w:asciiTheme="minorBidi" w:hAnsiTheme="minorBidi"/>
                 <w:b/>
                 <w:color w:val="1F4E79"/>
-                <w:sz w:val="16"/>
+                <w:sz w:val="20"/>
+                <w:szCs w:val="20"/>
               </w:rPr>
               <w:t>Number Required</w:t>
             </w:r>
@@ -638,27 +698,51 @@
           <w:p>
             <w:pPr>
               <w:rPr>
-                <w:rFonts w:asciiTheme="majorHAnsi" w:hAnsiTheme="majorHAnsi" w:cstheme="majorHAnsi"/>
+                <w:rFonts w:asciiTheme="minorBidi" w:hAnsiTheme="minorBidi"/>
+                <w:sz w:val="20"/>
+                <w:szCs w:val="20"/>
               </w:rPr>
             </w:pPr>
             <w:bookmarkStart w:id="6" w:name="numberRequired"/>
+            <w:r>
+              <w:rPr>
+                <w:rFonts w:asciiTheme="minorBidi" w:hAnsiTheme="minorBidi"/>
+                <w:i/>
+                <w:color w:val="646464"/>
+                <w:sz w:val="20"/>
+                <w:szCs w:val="20"/>
+              </w:rPr>
+              <w:t>«</w:t>
+            </w:r>
             <w:proofErr w:type="spellStart"/>
             <w:r>
               <w:rPr>
-                <w:rFonts w:asciiTheme="majorHAnsi" w:hAnsiTheme="majorHAnsi" w:cstheme="majorHAnsi"/>
+                <w:rFonts w:asciiTheme="minorBidi" w:hAnsiTheme="minorBidi"/>
                 <w:i/>
                 <w:color w:val="646464"/>
-                <w:sz w:val="16"/>
+                <w:sz w:val="20"/>
+                <w:szCs w:val="20"/>
               </w:rPr>
               <w:t>numberRequired</w:t>
             </w:r>
+            <w:proofErr w:type="spellEnd"/>
+            <w:r>
+              <w:rPr>
+                <w:rFonts w:asciiTheme="minorBidi" w:hAnsiTheme="minorBidi"/>
+                <w:i/>
+                <w:color w:val="646464"/>
+                <w:sz w:val="20"/>
+                <w:szCs w:val="20"/>
+              </w:rPr>
+              <w:t>»</w:t>
+            </w:r>
             <w:bookmarkEnd w:id="6"/>
-            <w:proofErr w:type="spellEnd"/>
           </w:p>
         </w:tc>
         <w:tc>
           <w:tcPr>
             <w:tcW w:w="2664" w:type="dxa"/>
+            <w:shd w:val="clear" w:color="auto" w:fill="F2F2F2" w:themeFill="background1" w:themeFillShade="F2"/>
             <w:tcMar>
               <w:top w:w="90" w:type="dxa"/>
               <w:left w:w="80" w:type="dxa"/>
@@ -670,15 +754,18 @@
           <w:p>
             <w:pPr>
               <w:rPr>
-                <w:rFonts w:asciiTheme="majorHAnsi" w:hAnsiTheme="majorHAnsi" w:cstheme="majorHAnsi"/>
+                <w:rFonts w:asciiTheme="minorBidi" w:hAnsiTheme="minorBidi"/>
+                <w:sz w:val="20"/>
+                <w:szCs w:val="20"/>
               </w:rPr>
             </w:pPr>
             <w:r>
               <w:rPr>
-                <w:rFonts w:asciiTheme="majorHAnsi" w:hAnsiTheme="majorHAnsi" w:cstheme="majorHAnsi"/>
+                <w:rFonts w:asciiTheme="minorBidi" w:hAnsiTheme="minorBidi"/>
                 <w:b/>
                 <w:color w:val="1F4E79"/>
-                <w:sz w:val="16"/>
+                <w:sz w:val="20"/>
+                <w:szCs w:val="20"/>
               </w:rPr>
               <w:t>Reporting To</w:t>
             </w:r>
@@ -698,22 +785,45 @@
           <w:p>
             <w:pPr>
               <w:rPr>
-                <w:rFonts w:asciiTheme="majorHAnsi" w:hAnsiTheme="majorHAnsi" w:cstheme="majorHAnsi"/>
+                <w:rFonts w:asciiTheme="minorBidi" w:hAnsiTheme="minorBidi"/>
+                <w:sz w:val="20"/>
+                <w:szCs w:val="20"/>
               </w:rPr>
             </w:pPr>
             <w:bookmarkStart w:id="7" w:name="reportingToText"/>
+            <w:r>
+              <w:rPr>
+                <w:rFonts w:asciiTheme="minorBidi" w:hAnsiTheme="minorBidi"/>
+                <w:i/>
+                <w:color w:val="646464"/>
+                <w:sz w:val="20"/>
+                <w:szCs w:val="20"/>
+              </w:rPr>
+              <w:t>«</w:t>
+            </w:r>
             <w:proofErr w:type="spellStart"/>
             <w:r>
               <w:rPr>
-                <w:rFonts w:asciiTheme="majorHAnsi" w:hAnsiTheme="majorHAnsi" w:cstheme="majorHAnsi"/>
+                <w:rFonts w:asciiTheme="minorBidi" w:hAnsiTheme="minorBidi"/>
                 <w:i/>
                 <w:color w:val="646464"/>
-                <w:sz w:val="16"/>
+                <w:sz w:val="20"/>
+                <w:szCs w:val="20"/>
               </w:rPr>
               <w:t>reportingTo</w:t>
             </w:r>
+            <w:proofErr w:type="spellEnd"/>
+            <w:r>
+              <w:rPr>
+                <w:rFonts w:asciiTheme="minorBidi" w:hAnsiTheme="minorBidi"/>
+                <w:i/>
+                <w:color w:val="646464"/>
+                <w:sz w:val="20"/>
+                <w:szCs w:val="20"/>
+              </w:rPr>
+              <w:t>»</w:t>
+            </w:r>
             <w:bookmarkEnd w:id="7"/>
-            <w:proofErr w:type="spellEnd"/>
           </w:p>
         </w:tc>
       </w:tr>
@@ -722,7 +832,9 @@
       <w:pPr>
         <w:pStyle w:val="SectionHeading"/>
         <w:rPr>
-          <w:rFonts w:asciiTheme="majorHAnsi" w:hAnsiTheme="majorHAnsi" w:cstheme="majorHAnsi"/>
+          <w:rFonts w:asciiTheme="minorBidi" w:hAnsiTheme="minorBidi"/>
+          <w:sz w:val="20"/>
+          <w:szCs w:val="20"/>
         </w:rPr>
       </w:pPr>
     </w:p>
@@ -730,12 +842,16 @@
       <w:pPr>
         <w:pStyle w:val="SectionHeading"/>
         <w:rPr>
-          <w:rFonts w:asciiTheme="majorHAnsi" w:hAnsiTheme="majorHAnsi" w:cstheme="majorHAnsi"/>
+          <w:rFonts w:asciiTheme="minorBidi" w:hAnsiTheme="minorBidi"/>
+          <w:sz w:val="20"/>
+          <w:szCs w:val="20"/>
         </w:rPr>
       </w:pPr>
       <w:r>
         <w:rPr>
-          <w:rFonts w:asciiTheme="majorHAnsi" w:hAnsiTheme="majorHAnsi" w:cstheme="majorHAnsi"/>
+          <w:rFonts w:asciiTheme="minorBidi" w:hAnsiTheme="minorBidi"/>
+          <w:sz w:val="20"/>
+          <w:szCs w:val="20"/>
         </w:rPr>
         <w:t>Reason and Budget</w:t>
       </w:r>
@@ -760,127 +876,7 @@
         <w:tc>
           <w:tcPr>
             <w:tcW w:w="2664" w:type="dxa"/>
-            <w:shd w:val="clear" w:color="auto" w:fill="1F4E79"/>
-            <w:tcMar>
-              <w:top w:w="80" w:type="dxa"/>
-              <w:left w:w="80" w:type="dxa"/>
-              <w:bottom w:w="80" w:type="dxa"/>
-              <w:right w:w="80" w:type="dxa"/>
-            </w:tcMar>
-            <w:vAlign w:val="center"/>
-          </w:tcPr>
-          <w:p>
-            <w:pPr>
-              <w:rPr>
-                <w:rFonts w:asciiTheme="majorHAnsi" w:hAnsiTheme="majorHAnsi" w:cstheme="majorHAnsi"/>
-              </w:rPr>
-            </w:pPr>
-            <w:r>
-              <w:rPr>
-                <w:rFonts w:asciiTheme="majorHAnsi" w:hAnsiTheme="majorHAnsi" w:cstheme="majorHAnsi"/>
-                <w:b/>
-                <w:color w:val="FFFFFF"/>
-                <w:sz w:val="16"/>
-              </w:rPr>
-              <w:t>Field</w:t>
-            </w:r>
-          </w:p>
-        </w:tc>
-        <w:tc>
-          <w:tcPr>
-            <w:tcW w:w="2664" w:type="dxa"/>
-            <w:shd w:val="clear" w:color="auto" w:fill="1F4E79"/>
-            <w:tcMar>
-              <w:top w:w="80" w:type="dxa"/>
-              <w:left w:w="80" w:type="dxa"/>
-              <w:bottom w:w="80" w:type="dxa"/>
-              <w:right w:w="80" w:type="dxa"/>
-            </w:tcMar>
-            <w:vAlign w:val="center"/>
-          </w:tcPr>
-          <w:p>
-            <w:pPr>
-              <w:rPr>
-                <w:rFonts w:asciiTheme="majorHAnsi" w:hAnsiTheme="majorHAnsi" w:cstheme="majorHAnsi"/>
-              </w:rPr>
-            </w:pPr>
-            <w:r>
-              <w:rPr>
-                <w:rFonts w:asciiTheme="majorHAnsi" w:hAnsiTheme="majorHAnsi" w:cstheme="majorHAnsi"/>
-                <w:b/>
-                <w:color w:val="FFFFFF"/>
-                <w:sz w:val="16"/>
-              </w:rPr>
-              <w:t xml:space="preserve"> Value</w:t>
-            </w:r>
-          </w:p>
-        </w:tc>
-        <w:tc>
-          <w:tcPr>
-            <w:tcW w:w="2664" w:type="dxa"/>
-            <w:shd w:val="clear" w:color="auto" w:fill="1F4E79"/>
-            <w:tcMar>
-              <w:top w:w="80" w:type="dxa"/>
-              <w:left w:w="80" w:type="dxa"/>
-              <w:bottom w:w="80" w:type="dxa"/>
-              <w:right w:w="80" w:type="dxa"/>
-            </w:tcMar>
-            <w:vAlign w:val="center"/>
-          </w:tcPr>
-          <w:p>
-            <w:pPr>
-              <w:rPr>
-                <w:rFonts w:asciiTheme="majorHAnsi" w:hAnsiTheme="majorHAnsi" w:cstheme="majorHAnsi"/>
-              </w:rPr>
-            </w:pPr>
-            <w:r>
-              <w:rPr>
-                <w:rFonts w:asciiTheme="majorHAnsi" w:hAnsiTheme="majorHAnsi" w:cstheme="majorHAnsi"/>
-                <w:b/>
-                <w:color w:val="FFFFFF"/>
-                <w:sz w:val="16"/>
-              </w:rPr>
-              <w:t>Field</w:t>
-            </w:r>
-          </w:p>
-        </w:tc>
-        <w:tc>
-          <w:tcPr>
-            <w:tcW w:w="2664" w:type="dxa"/>
-            <w:shd w:val="clear" w:color="auto" w:fill="1F4E79"/>
-            <w:tcMar>
-              <w:top w:w="80" w:type="dxa"/>
-              <w:left w:w="80" w:type="dxa"/>
-              <w:bottom w:w="80" w:type="dxa"/>
-              <w:right w:w="80" w:type="dxa"/>
-            </w:tcMar>
-            <w:vAlign w:val="center"/>
-          </w:tcPr>
-          <w:p>
-            <w:pPr>
-              <w:rPr>
-                <w:rFonts w:asciiTheme="majorHAnsi" w:hAnsiTheme="majorHAnsi" w:cstheme="majorHAnsi"/>
-              </w:rPr>
-            </w:pPr>
-            <w:r>
-              <w:rPr>
-                <w:rFonts w:asciiTheme="majorHAnsi" w:hAnsiTheme="majorHAnsi" w:cstheme="majorHAnsi"/>
-                <w:b/>
-                <w:color w:val="FFFFFF"/>
-                <w:sz w:val="16"/>
-              </w:rPr>
-              <w:t>Value</w:t>
-            </w:r>
-          </w:p>
-        </w:tc>
-      </w:tr>
-      <w:tr>
-        <w:trPr>
-          <w:jc w:val="center"/>
-        </w:trPr>
-        <w:tc>
-          <w:tcPr>
-            <w:tcW w:w="2664" w:type="dxa"/>
+            <w:shd w:val="clear" w:color="auto" w:fill="F2F2F2" w:themeFill="background1" w:themeFillShade="F2"/>
             <w:tcMar>
               <w:top w:w="90" w:type="dxa"/>
               <w:left w:w="80" w:type="dxa"/>
@@ -892,15 +888,18 @@
           <w:p>
             <w:pPr>
               <w:rPr>
-                <w:rFonts w:asciiTheme="majorHAnsi" w:hAnsiTheme="majorHAnsi" w:cstheme="majorHAnsi"/>
+                <w:rFonts w:asciiTheme="minorBidi" w:hAnsiTheme="minorBidi"/>
+                <w:sz w:val="20"/>
+                <w:szCs w:val="20"/>
               </w:rPr>
             </w:pPr>
             <w:r>
               <w:rPr>
-                <w:rFonts w:asciiTheme="majorHAnsi" w:hAnsiTheme="majorHAnsi" w:cstheme="majorHAnsi"/>
+                <w:rFonts w:asciiTheme="minorBidi" w:hAnsiTheme="minorBidi"/>
                 <w:b/>
                 <w:color w:val="1F4E79"/>
-                <w:sz w:val="16"/>
+                <w:sz w:val="20"/>
+                <w:szCs w:val="20"/>
               </w:rPr>
               <w:t>Budget Status</w:t>
             </w:r>
@@ -920,27 +919,51 @@
           <w:p>
             <w:pPr>
               <w:rPr>
-                <w:rFonts w:asciiTheme="majorHAnsi" w:hAnsiTheme="majorHAnsi" w:cstheme="majorHAnsi"/>
+                <w:rFonts w:asciiTheme="minorBidi" w:hAnsiTheme="minorBidi"/>
+                <w:sz w:val="20"/>
+                <w:szCs w:val="20"/>
               </w:rPr>
             </w:pPr>
             <w:bookmarkStart w:id="8" w:name="budgetStatus"/>
+            <w:r>
+              <w:rPr>
+                <w:rFonts w:asciiTheme="minorBidi" w:hAnsiTheme="minorBidi"/>
+                <w:i/>
+                <w:color w:val="646464"/>
+                <w:sz w:val="20"/>
+                <w:szCs w:val="20"/>
+              </w:rPr>
+              <w:t>«</w:t>
+            </w:r>
             <w:proofErr w:type="spellStart"/>
             <w:r>
               <w:rPr>
-                <w:rFonts w:asciiTheme="majorHAnsi" w:hAnsiTheme="majorHAnsi" w:cstheme="majorHAnsi"/>
+                <w:rFonts w:asciiTheme="minorBidi" w:hAnsiTheme="minorBidi"/>
                 <w:i/>
                 <w:color w:val="646464"/>
-                <w:sz w:val="16"/>
+                <w:sz w:val="20"/>
+                <w:szCs w:val="20"/>
               </w:rPr>
               <w:t>budgetStatus</w:t>
             </w:r>
+            <w:proofErr w:type="spellEnd"/>
+            <w:r>
+              <w:rPr>
+                <w:rFonts w:asciiTheme="minorBidi" w:hAnsiTheme="minorBidi"/>
+                <w:i/>
+                <w:color w:val="646464"/>
+                <w:sz w:val="20"/>
+                <w:szCs w:val="20"/>
+              </w:rPr>
+              <w:t>»</w:t>
+            </w:r>
             <w:bookmarkEnd w:id="8"/>
-            <w:proofErr w:type="spellEnd"/>
           </w:p>
         </w:tc>
         <w:tc>
           <w:tcPr>
             <w:tcW w:w="2664" w:type="dxa"/>
+            <w:shd w:val="clear" w:color="auto" w:fill="F2F2F2" w:themeFill="background1" w:themeFillShade="F2"/>
             <w:tcMar>
               <w:top w:w="90" w:type="dxa"/>
               <w:left w:w="80" w:type="dxa"/>
@@ -952,15 +975,18 @@
           <w:p>
             <w:pPr>
               <w:rPr>
-                <w:rFonts w:asciiTheme="majorHAnsi" w:hAnsiTheme="majorHAnsi" w:cstheme="majorHAnsi"/>
+                <w:rFonts w:asciiTheme="minorBidi" w:hAnsiTheme="minorBidi"/>
+                <w:sz w:val="20"/>
+                <w:szCs w:val="20"/>
               </w:rPr>
             </w:pPr>
             <w:r>
               <w:rPr>
-                <w:rFonts w:asciiTheme="majorHAnsi" w:hAnsiTheme="majorHAnsi" w:cstheme="majorHAnsi"/>
+                <w:rFonts w:asciiTheme="minorBidi" w:hAnsiTheme="minorBidi"/>
                 <w:b/>
                 <w:color w:val="1F4E79"/>
-                <w:sz w:val="16"/>
+                <w:sz w:val="20"/>
+                <w:szCs w:val="20"/>
               </w:rPr>
               <w:t>Reason for Requisition</w:t>
             </w:r>
@@ -980,32 +1006,57 @@
           <w:p>
             <w:pPr>
               <w:rPr>
-                <w:rFonts w:asciiTheme="majorHAnsi" w:hAnsiTheme="majorHAnsi" w:cstheme="majorHAnsi"/>
+                <w:rFonts w:asciiTheme="minorBidi" w:hAnsiTheme="minorBidi"/>
+                <w:sz w:val="20"/>
+                <w:szCs w:val="20"/>
               </w:rPr>
             </w:pPr>
             <w:bookmarkStart w:id="9" w:name="reasonForRequisition"/>
+            <w:r>
+              <w:rPr>
+                <w:rFonts w:asciiTheme="minorBidi" w:hAnsiTheme="minorBidi"/>
+                <w:i/>
+                <w:color w:val="646464"/>
+                <w:sz w:val="20"/>
+                <w:szCs w:val="20"/>
+              </w:rPr>
+              <w:t>«</w:t>
+            </w:r>
             <w:proofErr w:type="spellStart"/>
             <w:r>
               <w:rPr>
-                <w:rFonts w:asciiTheme="majorHAnsi" w:hAnsiTheme="majorHAnsi" w:cstheme="majorHAnsi"/>
+                <w:rFonts w:asciiTheme="minorBidi" w:hAnsiTheme="minorBidi"/>
                 <w:i/>
                 <w:color w:val="646464"/>
-                <w:sz w:val="16"/>
+                <w:sz w:val="20"/>
+                <w:szCs w:val="20"/>
               </w:rPr>
               <w:t>reasonForRequisition</w:t>
             </w:r>
+            <w:proofErr w:type="spellEnd"/>
+            <w:r>
+              <w:rPr>
+                <w:rFonts w:asciiTheme="minorBidi" w:hAnsiTheme="minorBidi"/>
+                <w:i/>
+                <w:color w:val="646464"/>
+                <w:sz w:val="20"/>
+                <w:szCs w:val="20"/>
+              </w:rPr>
+              <w:t>»</w:t>
+            </w:r>
             <w:bookmarkEnd w:id="9"/>
-            <w:proofErr w:type="spellEnd"/>
           </w:p>
         </w:tc>
       </w:tr>
       <w:tr>
         <w:trPr>
+          <w:trHeight w:val="332"/>
           <w:jc w:val="center"/>
         </w:trPr>
         <w:tc>
           <w:tcPr>
             <w:tcW w:w="2664" w:type="dxa"/>
+            <w:shd w:val="clear" w:color="auto" w:fill="F2F2F2" w:themeFill="background1" w:themeFillShade="F2"/>
             <w:tcMar>
               <w:top w:w="90" w:type="dxa"/>
               <w:left w:w="80" w:type="dxa"/>
@@ -1017,15 +1068,18 @@
           <w:p>
             <w:pPr>
               <w:rPr>
-                <w:rFonts w:asciiTheme="majorHAnsi" w:hAnsiTheme="majorHAnsi" w:cstheme="majorHAnsi"/>
+                <w:rFonts w:asciiTheme="minorBidi" w:hAnsiTheme="minorBidi"/>
+                <w:sz w:val="20"/>
+                <w:szCs w:val="20"/>
               </w:rPr>
             </w:pPr>
             <w:r>
               <w:rPr>
-                <w:rFonts w:asciiTheme="majorHAnsi" w:hAnsiTheme="majorHAnsi" w:cstheme="majorHAnsi"/>
+                <w:rFonts w:asciiTheme="minorBidi" w:hAnsiTheme="minorBidi"/>
                 <w:b/>
                 <w:color w:val="1F4E79"/>
-                <w:sz w:val="16"/>
+                <w:sz w:val="20"/>
+                <w:szCs w:val="20"/>
               </w:rPr>
               <w:t>Non-Budgeted Justification</w:t>
             </w:r>
@@ -1045,11 +1099,71 @@
           <w:p>
             <w:pPr>
               <w:rPr>
-                <w:rFonts w:asciiTheme="majorHAnsi" w:hAnsiTheme="majorHAnsi" w:cstheme="majorHAnsi"/>
+                <w:rFonts w:asciiTheme="minorBidi" w:hAnsiTheme="minorBidi"/>
+                <w:sz w:val="20"/>
+                <w:szCs w:val="20"/>
               </w:rPr>
             </w:pPr>
             <w:bookmarkStart w:id="10" w:name="nonBudgetedJustification"/>
+            <w:r>
+              <w:rPr>
+                <w:rFonts w:asciiTheme="minorBidi" w:hAnsiTheme="minorBidi"/>
+                <w:i/>
+                <w:color w:val="646464"/>
+                <w:sz w:val="20"/>
+                <w:szCs w:val="20"/>
+              </w:rPr>
+              <w:t>«</w:t>
+            </w:r>
+            <w:proofErr w:type="spellStart"/>
+            <w:r>
+              <w:rPr>
+                <w:rFonts w:asciiTheme="minorBidi" w:hAnsiTheme="minorBidi"/>
+                <w:i/>
+                <w:color w:val="646464"/>
+                <w:sz w:val="20"/>
+                <w:szCs w:val="20"/>
+              </w:rPr>
+              <w:t>nonBudgetedJustification</w:t>
+            </w:r>
+            <w:proofErr w:type="spellEnd"/>
+            <w:r>
+              <w:rPr>
+                <w:rFonts w:asciiTheme="minorBidi" w:hAnsiTheme="minorBidi"/>
+                <w:i/>
+                <w:color w:val="646464"/>
+                <w:sz w:val="20"/>
+                <w:szCs w:val="20"/>
+              </w:rPr>
+              <w:t>»</w:t>
+            </w:r>
             <w:bookmarkEnd w:id="10"/>
+          </w:p>
+        </w:tc>
+        <w:tc>
+          <w:tcPr>
+            <w:tcW w:w="2664" w:type="dxa"/>
+            <w:shd w:val="clear" w:color="auto" w:fill="F2F2F2" w:themeFill="background1" w:themeFillShade="F2"/>
+            <w:vAlign w:val="center"/>
+          </w:tcPr>
+          <w:p>
+            <w:pPr>
+              <w:rPr>
+                <w:rFonts w:asciiTheme="minorBidi" w:hAnsiTheme="minorBidi"/>
+                <w:sz w:val="20"/>
+                <w:szCs w:val="20"/>
+              </w:rPr>
+            </w:pPr>
+            <w:r>
+              <w:rPr>
+                <w:rFonts w:asciiTheme="minorBidi" w:hAnsiTheme="minorBidi"/>
+                <w:b/>
+                <w:color w:val="1F4E79"/>
+                <w:sz w:val="20"/>
+                <w:szCs w:val="20"/>
+              </w:rPr>
+              <w:t>Replacement Employee Name</w:t>
+            </w:r>
           </w:p>
         </w:tc>
         <w:tc>
@@ -1060,20 +1174,146 @@
           <w:p>
             <w:pPr>
               <w:rPr>
-                <w:rFonts w:asciiTheme="majorHAnsi" w:hAnsiTheme="majorHAnsi" w:cstheme="majorHAnsi"/>
+                <w:rFonts w:asciiTheme="minorBidi" w:hAnsiTheme="minorBidi"/>
+                <w:sz w:val="20"/>
+                <w:szCs w:val="20"/>
               </w:rPr>
             </w:pPr>
+            <w:bookmarkStart w:id="11" w:name="employeeName"/>
+            <w:r>
+              <w:rPr>
+                <w:rFonts w:asciiTheme="minorBidi" w:hAnsiTheme="minorBidi"/>
+                <w:i/>
+                <w:color w:val="646464"/>
+                <w:sz w:val="20"/>
+                <w:szCs w:val="20"/>
+              </w:rPr>
+              <w:t>«</w:t>
+            </w:r>
+            <w:proofErr w:type="spellStart"/>
+            <w:r>
+              <w:rPr>
+                <w:rFonts w:asciiTheme="minorBidi" w:hAnsiTheme="minorBidi"/>
+                <w:i/>
+                <w:color w:val="646464"/>
+                <w:sz w:val="20"/>
+                <w:szCs w:val="20"/>
+              </w:rPr>
+              <w:t>employeeName</w:t>
+            </w:r>
+            <w:proofErr w:type="spellEnd"/>
+            <w:r>
+              <w:rPr>
+                <w:rFonts w:asciiTheme="minorBidi" w:hAnsiTheme="minorBidi"/>
+                <w:i/>
+                <w:color w:val="646464"/>
+                <w:sz w:val="20"/>
+                <w:szCs w:val="20"/>
+              </w:rPr>
+              <w:t>»</w:t>
+            </w:r>
+            <w:bookmarkEnd w:id="11"/>
           </w:p>
         </w:tc>
+      </w:tr>
+    </w:tbl>
+    <w:p>
+      <w:pPr>
+        <w:rPr>
+          <w:rFonts w:asciiTheme="minorBidi" w:hAnsiTheme="minorBidi"/>
+          <w:sz w:val="20"/>
+          <w:szCs w:val="20"/>
+        </w:rPr>
+      </w:pPr>
+    </w:p>
+    <w:p>
+      <w:pPr>
+        <w:pStyle w:val="SectionHeading"/>
+        <w:rPr>
+          <w:rFonts w:asciiTheme="minorBidi" w:hAnsiTheme="minorBidi"/>
+          <w:sz w:val="20"/>
+          <w:szCs w:val="20"/>
+        </w:rPr>
+      </w:pPr>
+      <w:r>
+        <w:rPr>
+          <w:rFonts w:asciiTheme="minorBidi" w:hAnsiTheme="minorBidi"/>
+          <w:sz w:val="20"/>
+          <w:szCs w:val="20"/>
+        </w:rPr>
+        <w:t>Education</w:t>
+      </w:r>
+    </w:p>
+    <w:tbl>
+      <w:tblPr>
+        <w:tblStyle w:val="TableGrid"/>
+        <w:tblW w:w="0" w:type="auto"/>
+        <w:tblInd w:w="108" w:type="dxa"/>
+        <w:tblLook w:val="04A0" w:firstRow="1" w:lastRow="0" w:firstColumn="1" w:lastColumn="0" w:noHBand="0" w:noVBand="1"/>
+      </w:tblPr>
+      <w:tblGrid>
+        <w:gridCol w:w="10631"/>
+      </w:tblGrid>
+      <w:tr>
+        <w:trPr>
+          <w:trHeight w:val="485"/>
+        </w:trPr>
         <w:tc>
           <w:tcPr>
-            <w:tcW w:w="2664" w:type="dxa"/>
-            <w:vAlign w:val="center"/>
+            <w:tcW w:w="10631" w:type="dxa"/>
+            <w:shd w:val="clear" w:color="auto" w:fill="FFFFFF"/>
           </w:tcPr>
           <w:p>
             <w:pPr>
               <w:rPr>
-                <w:rFonts w:asciiTheme="majorHAnsi" w:hAnsiTheme="majorHAnsi" w:cstheme="majorHAnsi"/>
+                <w:rFonts w:asciiTheme="minorBidi" w:hAnsiTheme="minorBidi"/>
+                <w:i/>
+                <w:color w:val="646464"/>
+                <w:sz w:val="20"/>
+                <w:szCs w:val="20"/>
+              </w:rPr>
+            </w:pPr>
+            <w:bookmarkStart w:id="12" w:name="education"/>
+            <w:r>
+              <w:rPr>
+                <w:rFonts w:asciiTheme="minorBidi" w:hAnsiTheme="minorBidi"/>
+                <w:i/>
+                <w:color w:val="646464"/>
+                <w:sz w:val="20"/>
+                <w:szCs w:val="20"/>
+              </w:rPr>
+              <w:t>«</w:t>
+            </w:r>
+            <w:r>
+              <w:rPr>
+                <w:rFonts w:asciiTheme="minorBidi" w:hAnsiTheme="minorBidi"/>
+                <w:i/>
+                <w:color w:val="646464"/>
+                <w:sz w:val="20"/>
+                <w:szCs w:val="20"/>
+              </w:rPr>
+              <w:t>education</w:t>
+            </w:r>
+            <w:r>
+              <w:rPr>
+                <w:rFonts w:asciiTheme="minorBidi" w:hAnsiTheme="minorBidi"/>
+                <w:i/>
+                <w:color w:val="646464"/>
+                <w:sz w:val="20"/>
+                <w:szCs w:val="20"/>
+              </w:rPr>
+              <w:t>»</w:t>
+            </w:r>
+          </w:p>
+          <w:bookmarkEnd w:id="12"/>
+          <w:p>
+            <w:pPr>
+              <w:rPr>
+                <w:rFonts w:asciiTheme="minorBidi" w:hAnsiTheme="minorBidi"/>
+                <w:i/>
+                <w:color w:val="646464"/>
+                <w:sz w:val="20"/>
+                <w:szCs w:val="20"/>
               </w:rPr>
             </w:pPr>
           </w:p>
@@ -1083,7 +1323,9 @@
     <w:p>
       <w:pPr>
         <w:rPr>
-          <w:rFonts w:asciiTheme="majorHAnsi" w:hAnsiTheme="majorHAnsi" w:cstheme="majorHAnsi"/>
+          <w:rFonts w:asciiTheme="minorBidi" w:hAnsiTheme="minorBidi"/>
+          <w:sz w:val="20"/>
+          <w:szCs w:val="20"/>
         </w:rPr>
       </w:pPr>
     </w:p>
@@ -1091,250 +1333,94 @@
       <w:pPr>
         <w:pStyle w:val="SectionHeading"/>
         <w:rPr>
-          <w:rFonts w:asciiTheme="majorHAnsi" w:hAnsiTheme="majorHAnsi" w:cstheme="majorHAnsi"/>
+          <w:rFonts w:asciiTheme="minorBidi" w:hAnsiTheme="minorBidi"/>
+          <w:sz w:val="20"/>
+          <w:szCs w:val="20"/>
         </w:rPr>
       </w:pPr>
       <w:r>
         <w:rPr>
-          <w:rFonts w:asciiTheme="majorHAnsi" w:hAnsiTheme="majorHAnsi" w:cstheme="majorHAnsi"/>
+          <w:rFonts w:asciiTheme="minorBidi" w:hAnsiTheme="minorBidi"/>
+          <w:sz w:val="20"/>
+          <w:szCs w:val="20"/>
         </w:rPr>
-        <w:t>Job Description</w:t>
+        <w:t>Experience</w:t>
       </w:r>
     </w:p>
     <w:tbl>
       <w:tblPr>
         <w:tblStyle w:val="TableGrid"/>
         <w:tblW w:w="0" w:type="auto"/>
-        <w:jc w:val="center"/>
+        <w:tblInd w:w="108" w:type="dxa"/>
         <w:tblLook w:val="04A0" w:firstRow="1" w:lastRow="0" w:firstColumn="1" w:lastColumn="0" w:noHBand="0" w:noVBand="1"/>
       </w:tblPr>
       <w:tblGrid>
-        <w:gridCol w:w="2664"/>
-        <w:gridCol w:w="2664"/>
-        <w:gridCol w:w="2664"/>
-        <w:gridCol w:w="2664"/>
+        <w:gridCol w:w="10620"/>
       </w:tblGrid>
       <w:tr>
-        <w:trPr>
-          <w:jc w:val="center"/>
-        </w:trPr>
         <w:tc>
           <w:tcPr>
-            <w:tcW w:w="2664" w:type="dxa"/>
-            <w:shd w:val="clear" w:color="auto" w:fill="1F4E79"/>
-            <w:tcMar>
-              <w:top w:w="80" w:type="dxa"/>
-              <w:left w:w="80" w:type="dxa"/>
-              <w:bottom w:w="80" w:type="dxa"/>
-              <w:right w:w="80" w:type="dxa"/>
-            </w:tcMar>
-            <w:vAlign w:val="center"/>
+            <w:tcW w:w="10620" w:type="dxa"/>
+            <w:shd w:val="clear" w:color="auto" w:fill="FFFFFF"/>
           </w:tcPr>
           <w:p>
             <w:pPr>
               <w:rPr>
-                <w:rFonts w:asciiTheme="majorHAnsi" w:hAnsiTheme="majorHAnsi" w:cstheme="majorHAnsi"/>
+                <w:rFonts w:asciiTheme="minorBidi" w:hAnsiTheme="minorBidi"/>
+                <w:sz w:val="20"/>
+                <w:szCs w:val="20"/>
               </w:rPr>
             </w:pPr>
+            <w:bookmarkStart w:id="13" w:name="experience"/>
             <w:r>
               <w:rPr>
-                <w:rFonts w:asciiTheme="majorHAnsi" w:hAnsiTheme="majorHAnsi" w:cstheme="majorHAnsi"/>
-                <w:b/>
-                <w:color w:val="FFFFFF"/>
-                <w:sz w:val="16"/>
+                <w:rFonts w:asciiTheme="minorBidi" w:hAnsiTheme="minorBidi"/>
+                <w:i/>
+                <w:color w:val="646464"/>
+                <w:sz w:val="20"/>
+                <w:szCs w:val="20"/>
               </w:rPr>
-              <w:t>Field</w:t>
+              <w:t>«</w:t>
+            </w:r>
+            <w:r>
+              <w:rPr>
+                <w:rFonts w:asciiTheme="minorBidi" w:hAnsiTheme="minorBidi"/>
+                <w:i/>
+                <w:color w:val="646464"/>
+                <w:sz w:val="20"/>
+                <w:szCs w:val="20"/>
+              </w:rPr>
+              <w:t>experience</w:t>
+            </w:r>
+            <w:r>
+              <w:rPr>
+                <w:rFonts w:asciiTheme="minorBidi" w:hAnsiTheme="minorBidi"/>
+                <w:i/>
+                <w:color w:val="646464"/>
+                <w:sz w:val="20"/>
+                <w:szCs w:val="20"/>
+              </w:rPr>
+              <w:t>»</w:t>
             </w:r>
           </w:p>
-        </w:tc>
-        <w:tc>
-          <w:tcPr>
-            <w:tcW w:w="2664" w:type="dxa"/>
-            <w:shd w:val="clear" w:color="auto" w:fill="1F4E79"/>
-            <w:tcMar>
-              <w:top w:w="80" w:type="dxa"/>
-              <w:left w:w="80" w:type="dxa"/>
-              <w:bottom w:w="80" w:type="dxa"/>
-              <w:right w:w="80" w:type="dxa"/>
-            </w:tcMar>
-            <w:vAlign w:val="center"/>
-          </w:tcPr>
+          <w:bookmarkEnd w:id="13"/>
           <w:p>
             <w:pPr>
               <w:rPr>
-                <w:rFonts w:asciiTheme="majorHAnsi" w:hAnsiTheme="majorHAnsi" w:cstheme="majorHAnsi"/>
+                <w:rFonts w:asciiTheme="minorBidi" w:hAnsiTheme="minorBidi"/>
+                <w:sz w:val="20"/>
+                <w:szCs w:val="20"/>
               </w:rPr>
             </w:pPr>
-            <w:r>
-              <w:rPr>
-                <w:rFonts w:asciiTheme="majorHAnsi" w:hAnsiTheme="majorHAnsi" w:cstheme="majorHAnsi"/>
-                <w:b/>
-                <w:color w:val="FFFFFF"/>
-                <w:sz w:val="16"/>
-              </w:rPr>
-              <w:t>Value</w:t>
-            </w:r>
           </w:p>
-        </w:tc>
-        <w:tc>
-          <w:tcPr>
-            <w:tcW w:w="2664" w:type="dxa"/>
-            <w:shd w:val="clear" w:color="auto" w:fill="1F4E79"/>
-            <w:tcMar>
-              <w:top w:w="80" w:type="dxa"/>
-              <w:left w:w="80" w:type="dxa"/>
-              <w:bottom w:w="80" w:type="dxa"/>
-              <w:right w:w="80" w:type="dxa"/>
-            </w:tcMar>
-            <w:vAlign w:val="center"/>
-          </w:tcPr>
           <w:p>
             <w:pPr>
               <w:rPr>
-                <w:rFonts w:asciiTheme="majorHAnsi" w:hAnsiTheme="majorHAnsi" w:cstheme="majorHAnsi"/>
+                <w:rFonts w:asciiTheme="minorBidi" w:hAnsiTheme="minorBidi"/>
+                <w:sz w:val="20"/>
+                <w:szCs w:val="20"/>
               </w:rPr>
             </w:pPr>
-            <w:r>
-              <w:rPr>
-                <w:rFonts w:asciiTheme="majorHAnsi" w:hAnsiTheme="majorHAnsi" w:cstheme="majorHAnsi"/>
-                <w:b/>
-                <w:color w:val="FFFFFF"/>
-                <w:sz w:val="16"/>
-              </w:rPr>
-              <w:t>Field</w:t>
-            </w:r>
-          </w:p>
-        </w:tc>
-        <w:tc>
-          <w:tcPr>
-            <w:tcW w:w="2664" w:type="dxa"/>
-            <w:shd w:val="clear" w:color="auto" w:fill="1F4E79"/>
-            <w:tcMar>
-              <w:top w:w="80" w:type="dxa"/>
-              <w:left w:w="80" w:type="dxa"/>
-              <w:bottom w:w="80" w:type="dxa"/>
-              <w:right w:w="80" w:type="dxa"/>
-            </w:tcMar>
-            <w:vAlign w:val="center"/>
-          </w:tcPr>
-          <w:p>
-            <w:pPr>
-              <w:rPr>
-                <w:rFonts w:asciiTheme="majorHAnsi" w:hAnsiTheme="majorHAnsi" w:cstheme="majorHAnsi"/>
-              </w:rPr>
-            </w:pPr>
-            <w:r>
-              <w:rPr>
-                <w:rFonts w:asciiTheme="majorHAnsi" w:hAnsiTheme="majorHAnsi" w:cstheme="majorHAnsi"/>
-                <w:b/>
-                <w:color w:val="FFFFFF"/>
-                <w:sz w:val="16"/>
-              </w:rPr>
-              <w:t>Value</w:t>
-            </w:r>
-          </w:p>
-        </w:tc>
-      </w:tr>
-      <w:tr>
-        <w:trPr>
-          <w:jc w:val="center"/>
-        </w:trPr>
-        <w:tc>
-          <w:tcPr>
-            <w:tcW w:w="2664" w:type="dxa"/>
-            <w:tcMar>
-              <w:top w:w="90" w:type="dxa"/>
-              <w:left w:w="80" w:type="dxa"/>
-              <w:bottom w:w="90" w:type="dxa"/>
-              <w:right w:w="80" w:type="dxa"/>
-            </w:tcMar>
-            <w:vAlign w:val="center"/>
-          </w:tcPr>
-          <w:p>
-            <w:pPr>
-              <w:rPr>
-                <w:rFonts w:asciiTheme="majorHAnsi" w:hAnsiTheme="majorHAnsi" w:cstheme="majorHAnsi"/>
-              </w:rPr>
-            </w:pPr>
-            <w:r>
-              <w:rPr>
-                <w:rFonts w:asciiTheme="majorHAnsi" w:hAnsiTheme="majorHAnsi" w:cstheme="majorHAnsi"/>
-                <w:b/>
-                <w:color w:val="1F4E79"/>
-                <w:sz w:val="16"/>
-              </w:rPr>
-              <w:t>Job Description Available</w:t>
-            </w:r>
-          </w:p>
-        </w:tc>
-        <w:tc>
-          <w:tcPr>
-            <w:tcW w:w="2664" w:type="dxa"/>
-            <w:tcMar>
-              <w:top w:w="90" w:type="dxa"/>
-              <w:left w:w="80" w:type="dxa"/>
-              <w:bottom w:w="90" w:type="dxa"/>
-              <w:right w:w="80" w:type="dxa"/>
-            </w:tcMar>
-            <w:vAlign w:val="center"/>
-          </w:tcPr>
-          <w:p>
-            <w:pPr>
-              <w:rPr>
-                <w:rFonts w:asciiTheme="majorHAnsi" w:hAnsiTheme="majorHAnsi" w:cstheme="majorHAnsi"/>
-              </w:rPr>
-            </w:pPr>
-            <w:bookmarkStart w:id="11" w:name="jobDescriptionAvailable"/>
-            <w:bookmarkEnd w:id="11"/>
-          </w:p>
-        </w:tc>
-        <w:tc>
-          <w:tcPr>
-            <w:tcW w:w="2664" w:type="dxa"/>
-            <w:tcMar>
-              <w:top w:w="90" w:type="dxa"/>
-              <w:left w:w="80" w:type="dxa"/>
-              <w:bottom w:w="90" w:type="dxa"/>
-              <w:right w:w="80" w:type="dxa"/>
-            </w:tcMar>
-            <w:vAlign w:val="center"/>
-          </w:tcPr>
-          <w:p>
-            <w:pPr>
-              <w:rPr>
-                <w:rFonts w:asciiTheme="majorHAnsi" w:hAnsiTheme="majorHAnsi" w:cstheme="majorHAnsi"/>
-              </w:rPr>
-            </w:pPr>
-            <w:r>
-              <w:rPr>
-                <w:rFonts w:asciiTheme="majorHAnsi" w:hAnsiTheme="majorHAnsi" w:cstheme="majorHAnsi"/>
-                <w:b/>
-                <w:color w:val="1F4E79"/>
-                <w:sz w:val="16"/>
-              </w:rPr>
-              <w:t>Education and Experience</w:t>
-            </w:r>
-          </w:p>
-        </w:tc>
-        <w:tc>
-          <w:tcPr>
-            <w:tcW w:w="2664" w:type="dxa"/>
-            <w:tcMar>
-              <w:top w:w="90" w:type="dxa"/>
-              <w:left w:w="80" w:type="dxa"/>
-              <w:bottom w:w="90" w:type="dxa"/>
-              <w:right w:w="80" w:type="dxa"/>
-            </w:tcMar>
-            <w:vAlign w:val="center"/>
-          </w:tcPr>
-          <w:p>
-            <w:pPr>
-              <w:rPr>
-                <w:rFonts w:asciiTheme="majorHAnsi" w:hAnsiTheme="majorHAnsi" w:cstheme="majorHAnsi"/>
-              </w:rPr>
-            </w:pPr>
-            <w:bookmarkStart w:id="12" w:name="educationExperience"/>
-            <w:bookmarkEnd w:id="12"/>
           </w:p>
         </w:tc>
       </w:tr>
@@ -1342,7 +1428,9 @@
     <w:p>
       <w:pPr>
         <w:rPr>
-          <w:rFonts w:asciiTheme="majorHAnsi" w:hAnsiTheme="majorHAnsi" w:cstheme="majorHAnsi"/>
+          <w:rFonts w:asciiTheme="minorBidi" w:hAnsiTheme="minorBidi"/>
+          <w:sz w:val="20"/>
+          <w:szCs w:val="20"/>
         </w:rPr>
       </w:pPr>
     </w:p>
@@ -1350,12 +1438,16 @@
       <w:pPr>
         <w:pStyle w:val="SectionHeading"/>
         <w:rPr>
-          <w:rFonts w:asciiTheme="majorHAnsi" w:hAnsiTheme="majorHAnsi" w:cstheme="majorHAnsi"/>
+          <w:rFonts w:asciiTheme="minorBidi" w:hAnsiTheme="minorBidi"/>
+          <w:sz w:val="20"/>
+          <w:szCs w:val="20"/>
         </w:rPr>
       </w:pPr>
       <w:r>
         <w:rPr>
-          <w:rFonts w:asciiTheme="majorHAnsi" w:hAnsiTheme="majorHAnsi" w:cstheme="majorHAnsi"/>
+          <w:rFonts w:asciiTheme="minorBidi" w:hAnsiTheme="minorBidi"/>
+          <w:sz w:val="20"/>
+          <w:szCs w:val="20"/>
         </w:rPr>
         <w:t>Candidate Preferences</w:t>
       </w:r>
@@ -1380,127 +1472,7 @@
         <w:tc>
           <w:tcPr>
             <w:tcW w:w="2664" w:type="dxa"/>
-            <w:shd w:val="clear" w:color="auto" w:fill="1F4E79"/>
-            <w:tcMar>
-              <w:top w:w="80" w:type="dxa"/>
-              <w:left w:w="80" w:type="dxa"/>
-              <w:bottom w:w="80" w:type="dxa"/>
-              <w:right w:w="80" w:type="dxa"/>
-            </w:tcMar>
-            <w:vAlign w:val="center"/>
-          </w:tcPr>
-          <w:p>
-            <w:pPr>
-              <w:rPr>
-                <w:rFonts w:asciiTheme="majorHAnsi" w:hAnsiTheme="majorHAnsi" w:cstheme="majorHAnsi"/>
-              </w:rPr>
-            </w:pPr>
-            <w:r>
-              <w:rPr>
-                <w:rFonts w:asciiTheme="majorHAnsi" w:hAnsiTheme="majorHAnsi" w:cstheme="majorHAnsi"/>
-                <w:b/>
-                <w:color w:val="FFFFFF"/>
-                <w:sz w:val="16"/>
-              </w:rPr>
-              <w:t>Field</w:t>
-            </w:r>
-          </w:p>
-        </w:tc>
-        <w:tc>
-          <w:tcPr>
-            <w:tcW w:w="2664" w:type="dxa"/>
-            <w:shd w:val="clear" w:color="auto" w:fill="1F4E79"/>
-            <w:tcMar>
-              <w:top w:w="80" w:type="dxa"/>
-              <w:left w:w="80" w:type="dxa"/>
-              <w:bottom w:w="80" w:type="dxa"/>
-              <w:right w:w="80" w:type="dxa"/>
-            </w:tcMar>
-            <w:vAlign w:val="center"/>
-          </w:tcPr>
-          <w:p>
-            <w:pPr>
-              <w:rPr>
-                <w:rFonts w:asciiTheme="majorHAnsi" w:hAnsiTheme="majorHAnsi" w:cstheme="majorHAnsi"/>
-              </w:rPr>
-            </w:pPr>
-            <w:r>
-              <w:rPr>
-                <w:rFonts w:asciiTheme="majorHAnsi" w:hAnsiTheme="majorHAnsi" w:cstheme="majorHAnsi"/>
-                <w:b/>
-                <w:color w:val="FFFFFF"/>
-                <w:sz w:val="16"/>
-              </w:rPr>
-              <w:t>Value</w:t>
-            </w:r>
-          </w:p>
-        </w:tc>
-        <w:tc>
-          <w:tcPr>
-            <w:tcW w:w="2664" w:type="dxa"/>
-            <w:shd w:val="clear" w:color="auto" w:fill="1F4E79"/>
-            <w:tcMar>
-              <w:top w:w="80" w:type="dxa"/>
-              <w:left w:w="80" w:type="dxa"/>
-              <w:bottom w:w="80" w:type="dxa"/>
-              <w:right w:w="80" w:type="dxa"/>
-            </w:tcMar>
-            <w:vAlign w:val="center"/>
-          </w:tcPr>
-          <w:p>
-            <w:pPr>
-              <w:rPr>
-                <w:rFonts w:asciiTheme="majorHAnsi" w:hAnsiTheme="majorHAnsi" w:cstheme="majorHAnsi"/>
-              </w:rPr>
-            </w:pPr>
-            <w:r>
-              <w:rPr>
-                <w:rFonts w:asciiTheme="majorHAnsi" w:hAnsiTheme="majorHAnsi" w:cstheme="majorHAnsi"/>
-                <w:b/>
-                <w:color w:val="FFFFFF"/>
-                <w:sz w:val="16"/>
-              </w:rPr>
-              <w:t>Field</w:t>
-            </w:r>
-          </w:p>
-        </w:tc>
-        <w:tc>
-          <w:tcPr>
-            <w:tcW w:w="2664" w:type="dxa"/>
-            <w:shd w:val="clear" w:color="auto" w:fill="1F4E79"/>
-            <w:tcMar>
-              <w:top w:w="80" w:type="dxa"/>
-              <w:left w:w="80" w:type="dxa"/>
-              <w:bottom w:w="80" w:type="dxa"/>
-              <w:right w:w="80" w:type="dxa"/>
-            </w:tcMar>
-            <w:vAlign w:val="center"/>
-          </w:tcPr>
-          <w:p>
-            <w:pPr>
-              <w:rPr>
-                <w:rFonts w:asciiTheme="majorHAnsi" w:hAnsiTheme="majorHAnsi" w:cstheme="majorHAnsi"/>
-              </w:rPr>
-            </w:pPr>
-            <w:r>
-              <w:rPr>
-                <w:rFonts w:asciiTheme="majorHAnsi" w:hAnsiTheme="majorHAnsi" w:cstheme="majorHAnsi"/>
-                <w:b/>
-                <w:color w:val="FFFFFF"/>
-                <w:sz w:val="16"/>
-              </w:rPr>
-              <w:t>Value</w:t>
-            </w:r>
-          </w:p>
-        </w:tc>
-      </w:tr>
-      <w:tr>
-        <w:trPr>
-          <w:jc w:val="center"/>
-        </w:trPr>
-        <w:tc>
-          <w:tcPr>
-            <w:tcW w:w="2664" w:type="dxa"/>
+            <w:shd w:val="clear" w:color="auto" w:fill="F2F2F2" w:themeFill="background1" w:themeFillShade="F2"/>
             <w:tcMar>
               <w:top w:w="90" w:type="dxa"/>
               <w:left w:w="80" w:type="dxa"/>
@@ -1512,15 +1484,18 @@
           <w:p>
             <w:pPr>
               <w:rPr>
-                <w:rFonts w:asciiTheme="majorHAnsi" w:hAnsiTheme="majorHAnsi" w:cstheme="majorHAnsi"/>
+                <w:rFonts w:asciiTheme="minorBidi" w:hAnsiTheme="minorBidi"/>
+                <w:sz w:val="20"/>
+                <w:szCs w:val="20"/>
               </w:rPr>
             </w:pPr>
             <w:r>
               <w:rPr>
-                <w:rFonts w:asciiTheme="majorHAnsi" w:hAnsiTheme="majorHAnsi" w:cstheme="majorHAnsi"/>
+                <w:rFonts w:asciiTheme="minorBidi" w:hAnsiTheme="minorBidi"/>
                 <w:b/>
                 <w:color w:val="1F4E79"/>
-                <w:sz w:val="16"/>
+                <w:sz w:val="20"/>
+                <w:szCs w:val="20"/>
               </w:rPr>
               <w:t>Gender Preference</w:t>
             </w:r>
@@ -1540,16 +1515,51 @@
           <w:p>
             <w:pPr>
               <w:rPr>
-                <w:rFonts w:asciiTheme="majorHAnsi" w:hAnsiTheme="majorHAnsi" w:cstheme="majorHAnsi"/>
+                <w:rFonts w:asciiTheme="minorBidi" w:hAnsiTheme="minorBidi"/>
+                <w:sz w:val="20"/>
+                <w:szCs w:val="20"/>
               </w:rPr>
             </w:pPr>
-            <w:bookmarkStart w:id="13" w:name="genderPreference"/>
-            <w:bookmarkEnd w:id="13"/>
+            <w:bookmarkStart w:id="14" w:name="genderPreference"/>
+            <w:r>
+              <w:rPr>
+                <w:rFonts w:asciiTheme="minorBidi" w:hAnsiTheme="minorBidi"/>
+                <w:i/>
+                <w:color w:val="646464"/>
+                <w:sz w:val="20"/>
+                <w:szCs w:val="20"/>
+              </w:rPr>
+              <w:t>«</w:t>
+            </w:r>
+            <w:proofErr w:type="spellStart"/>
+            <w:r>
+              <w:rPr>
+                <w:rFonts w:asciiTheme="minorBidi" w:hAnsiTheme="minorBidi"/>
+                <w:i/>
+                <w:color w:val="646464"/>
+                <w:sz w:val="20"/>
+                <w:szCs w:val="20"/>
+              </w:rPr>
+              <w:t>genderPreference</w:t>
+            </w:r>
+            <w:proofErr w:type="spellEnd"/>
+            <w:r>
+              <w:rPr>
+                <w:rFonts w:asciiTheme="minorBidi" w:hAnsiTheme="minorBidi"/>
+                <w:i/>
+                <w:color w:val="646464"/>
+                <w:sz w:val="20"/>
+                <w:szCs w:val="20"/>
+              </w:rPr>
+              <w:t>»</w:t>
+            </w:r>
+            <w:bookmarkEnd w:id="14"/>
           </w:p>
         </w:tc>
         <w:tc>
           <w:tcPr>
             <w:tcW w:w="2664" w:type="dxa"/>
+            <w:shd w:val="clear" w:color="auto" w:fill="F2F2F2" w:themeFill="background1" w:themeFillShade="F2"/>
             <w:tcMar>
               <w:top w:w="90" w:type="dxa"/>
               <w:left w:w="80" w:type="dxa"/>
@@ -1561,15 +1571,18 @@
           <w:p>
             <w:pPr>
               <w:rPr>
-                <w:rFonts w:asciiTheme="majorHAnsi" w:hAnsiTheme="majorHAnsi" w:cstheme="majorHAnsi"/>
+                <w:rFonts w:asciiTheme="minorBidi" w:hAnsiTheme="minorBidi"/>
+                <w:sz w:val="20"/>
+                <w:szCs w:val="20"/>
               </w:rPr>
             </w:pPr>
             <w:r>
               <w:rPr>
-                <w:rFonts w:asciiTheme="majorHAnsi" w:hAnsiTheme="majorHAnsi" w:cstheme="majorHAnsi"/>
+                <w:rFonts w:asciiTheme="minorBidi" w:hAnsiTheme="minorBidi"/>
                 <w:b/>
                 <w:color w:val="1F4E79"/>
-                <w:sz w:val="16"/>
+                <w:sz w:val="20"/>
+                <w:szCs w:val="20"/>
               </w:rPr>
               <w:t>Age Range</w:t>
             </w:r>
@@ -1589,11 +1602,45 @@
           <w:p>
             <w:pPr>
               <w:rPr>
-                <w:rFonts w:asciiTheme="majorHAnsi" w:hAnsiTheme="majorHAnsi" w:cstheme="majorHAnsi"/>
+                <w:rFonts w:asciiTheme="minorBidi" w:hAnsiTheme="minorBidi"/>
+                <w:sz w:val="20"/>
+                <w:szCs w:val="20"/>
               </w:rPr>
             </w:pPr>
-            <w:bookmarkStart w:id="14" w:name="ageRange"/>
-            <w:bookmarkEnd w:id="14"/>
+            <w:bookmarkStart w:id="15" w:name="ageRange"/>
+            <w:r>
+              <w:rPr>
+                <w:rFonts w:asciiTheme="minorBidi" w:hAnsiTheme="minorBidi"/>
+                <w:i/>
+                <w:color w:val="646464"/>
+                <w:sz w:val="20"/>
+                <w:szCs w:val="20"/>
+              </w:rPr>
+              <w:t>«</w:t>
+            </w:r>
+            <w:proofErr w:type="spellStart"/>
+            <w:r>
+              <w:rPr>
+                <w:rFonts w:asciiTheme="minorBidi" w:hAnsiTheme="minorBidi"/>
+                <w:i/>
+                <w:color w:val="646464"/>
+                <w:sz w:val="20"/>
+                <w:szCs w:val="20"/>
+              </w:rPr>
+              <w:t>ageRange</w:t>
+            </w:r>
+            <w:proofErr w:type="spellEnd"/>
+            <w:r>
+              <w:rPr>
+                <w:rFonts w:asciiTheme="minorBidi" w:hAnsiTheme="minorBidi"/>
+                <w:i/>
+                <w:color w:val="646464"/>
+                <w:sz w:val="20"/>
+                <w:szCs w:val="20"/>
+              </w:rPr>
+              <w:t>»</w:t>
+            </w:r>
+            <w:bookmarkEnd w:id="15"/>
           </w:p>
         </w:tc>
       </w:tr>
@@ -1604,6 +1651,7 @@
         <w:tc>
           <w:tcPr>
             <w:tcW w:w="2664" w:type="dxa"/>
+            <w:shd w:val="clear" w:color="auto" w:fill="F2F2F2" w:themeFill="background1" w:themeFillShade="F2"/>
             <w:tcMar>
               <w:top w:w="90" w:type="dxa"/>
               <w:left w:w="80" w:type="dxa"/>
@@ -1615,15 +1663,18 @@
           <w:p>
             <w:pPr>
               <w:rPr>
-                <w:rFonts w:asciiTheme="majorHAnsi" w:hAnsiTheme="majorHAnsi" w:cstheme="majorHAnsi"/>
+                <w:rFonts w:asciiTheme="minorBidi" w:hAnsiTheme="minorBidi"/>
+                <w:sz w:val="20"/>
+                <w:szCs w:val="20"/>
               </w:rPr>
             </w:pPr>
             <w:r>
               <w:rPr>
-                <w:rFonts w:asciiTheme="majorHAnsi" w:hAnsiTheme="majorHAnsi" w:cstheme="majorHAnsi"/>
+                <w:rFonts w:asciiTheme="minorBidi" w:hAnsiTheme="minorBidi"/>
                 <w:b/>
                 <w:color w:val="1F4E79"/>
-                <w:sz w:val="16"/>
+                <w:sz w:val="20"/>
+                <w:szCs w:val="20"/>
               </w:rPr>
               <w:t>Preferred Nationality</w:t>
             </w:r>
@@ -1643,22 +1694,59 @@
           <w:p>
             <w:pPr>
               <w:rPr>
-                <w:rFonts w:asciiTheme="majorHAnsi" w:hAnsiTheme="majorHAnsi" w:cstheme="majorHAnsi"/>
+                <w:rFonts w:asciiTheme="minorBidi" w:hAnsiTheme="minorBidi"/>
+                <w:sz w:val="20"/>
+                <w:szCs w:val="20"/>
               </w:rPr>
             </w:pPr>
-            <w:bookmarkStart w:id="15" w:name="preferredNationality"/>
-            <w:bookmarkEnd w:id="15"/>
+            <w:bookmarkStart w:id="16" w:name="preferredNationality"/>
+            <w:r>
+              <w:rPr>
+                <w:rFonts w:asciiTheme="minorBidi" w:hAnsiTheme="minorBidi"/>
+                <w:i/>
+                <w:color w:val="646464"/>
+                <w:sz w:val="20"/>
+                <w:szCs w:val="20"/>
+              </w:rPr>
+              <w:t>«</w:t>
+            </w:r>
+            <w:proofErr w:type="spellStart"/>
+            <w:r>
+              <w:rPr>
+                <w:rFonts w:asciiTheme="minorBidi" w:hAnsiTheme="minorBidi"/>
+                <w:i/>
+                <w:color w:val="646464"/>
+                <w:sz w:val="20"/>
+                <w:szCs w:val="20"/>
+              </w:rPr>
+              <w:t>preferredNationality</w:t>
+            </w:r>
+            <w:proofErr w:type="spellEnd"/>
+            <w:r>
+              <w:rPr>
+                <w:rFonts w:asciiTheme="minorBidi" w:hAnsiTheme="minorBidi"/>
+                <w:i/>
+                <w:color w:val="646464"/>
+                <w:sz w:val="20"/>
+                <w:szCs w:val="20"/>
+              </w:rPr>
+              <w:t>»</w:t>
+            </w:r>
+            <w:bookmarkEnd w:id="16"/>
           </w:p>
         </w:tc>
         <w:tc>
           <w:tcPr>
             <w:tcW w:w="2664" w:type="dxa"/>
+            <w:shd w:val="clear" w:color="auto" w:fill="F2F2F2" w:themeFill="background1" w:themeFillShade="F2"/>
             <w:vAlign w:val="center"/>
           </w:tcPr>
           <w:p>
             <w:pPr>
               <w:rPr>
-                <w:rFonts w:asciiTheme="majorHAnsi" w:hAnsiTheme="majorHAnsi" w:cstheme="majorHAnsi"/>
+                <w:rFonts w:asciiTheme="minorBidi" w:hAnsiTheme="minorBidi"/>
+                <w:sz w:val="20"/>
+                <w:szCs w:val="20"/>
               </w:rPr>
             </w:pPr>
           </w:p>
@@ -1671,7 +1759,9 @@
           <w:p>
             <w:pPr>
               <w:rPr>
-                <w:rFonts w:asciiTheme="majorHAnsi" w:hAnsiTheme="majorHAnsi" w:cstheme="majorHAnsi"/>
+                <w:rFonts w:asciiTheme="minorBidi" w:hAnsiTheme="minorBidi"/>
+                <w:sz w:val="20"/>
+                <w:szCs w:val="20"/>
               </w:rPr>
             </w:pPr>
           </w:p>
@@ -1681,7 +1771,9 @@
     <w:p>
       <w:pPr>
         <w:rPr>
-          <w:rFonts w:asciiTheme="majorHAnsi" w:hAnsiTheme="majorHAnsi" w:cstheme="majorHAnsi"/>
+          <w:rFonts w:asciiTheme="minorBidi" w:hAnsiTheme="minorBidi"/>
+          <w:sz w:val="20"/>
+          <w:szCs w:val="20"/>
         </w:rPr>
       </w:pPr>
     </w:p>
@@ -1689,12 +1781,16 @@
       <w:pPr>
         <w:pStyle w:val="SectionHeading"/>
         <w:rPr>
-          <w:rFonts w:asciiTheme="majorHAnsi" w:hAnsiTheme="majorHAnsi" w:cstheme="majorHAnsi"/>
+          <w:rFonts w:asciiTheme="minorBidi" w:hAnsiTheme="minorBidi"/>
+          <w:sz w:val="20"/>
+          <w:szCs w:val="20"/>
         </w:rPr>
       </w:pPr>
       <w:r>
         <w:rPr>
-          <w:rFonts w:asciiTheme="majorHAnsi" w:hAnsiTheme="majorHAnsi" w:cstheme="majorHAnsi"/>
+          <w:rFonts w:asciiTheme="minorBidi" w:hAnsiTheme="minorBidi"/>
+          <w:sz w:val="20"/>
+          <w:szCs w:val="20"/>
         </w:rPr>
         <w:t>Facility Requirements</w:t>
       </w:r>
@@ -1710,7 +1806,7 @@
         <w:gridCol w:w="2664"/>
         <w:gridCol w:w="2664"/>
         <w:gridCol w:w="2664"/>
-        <w:gridCol w:w="2664"/>
+        <w:gridCol w:w="2795"/>
       </w:tblGrid>
       <w:tr>
         <w:trPr>
@@ -1719,127 +1815,7 @@
         <w:tc>
           <w:tcPr>
             <w:tcW w:w="2664" w:type="dxa"/>
-            <w:shd w:val="clear" w:color="auto" w:fill="1F4E79"/>
-            <w:tcMar>
-              <w:top w:w="80" w:type="dxa"/>
-              <w:left w:w="80" w:type="dxa"/>
-              <w:bottom w:w="80" w:type="dxa"/>
-              <w:right w:w="80" w:type="dxa"/>
-            </w:tcMar>
-            <w:vAlign w:val="center"/>
-          </w:tcPr>
-          <w:p>
-            <w:pPr>
-              <w:rPr>
-                <w:rFonts w:asciiTheme="majorHAnsi" w:hAnsiTheme="majorHAnsi" w:cstheme="majorHAnsi"/>
-              </w:rPr>
-            </w:pPr>
-            <w:r>
-              <w:rPr>
-                <w:rFonts w:asciiTheme="majorHAnsi" w:hAnsiTheme="majorHAnsi" w:cstheme="majorHAnsi"/>
-                <w:b/>
-                <w:color w:val="FFFFFF"/>
-                <w:sz w:val="16"/>
-              </w:rPr>
-              <w:t>Field</w:t>
-            </w:r>
-          </w:p>
-        </w:tc>
-        <w:tc>
-          <w:tcPr>
-            <w:tcW w:w="2664" w:type="dxa"/>
-            <w:shd w:val="clear" w:color="auto" w:fill="1F4E79"/>
-            <w:tcMar>
-              <w:top w:w="80" w:type="dxa"/>
-              <w:left w:w="80" w:type="dxa"/>
-              <w:bottom w:w="80" w:type="dxa"/>
-              <w:right w:w="80" w:type="dxa"/>
-            </w:tcMar>
-            <w:vAlign w:val="center"/>
-          </w:tcPr>
-          <w:p>
-            <w:pPr>
-              <w:rPr>
-                <w:rFonts w:asciiTheme="majorHAnsi" w:hAnsiTheme="majorHAnsi" w:cstheme="majorHAnsi"/>
-              </w:rPr>
-            </w:pPr>
-            <w:r>
-              <w:rPr>
-                <w:rFonts w:asciiTheme="majorHAnsi" w:hAnsiTheme="majorHAnsi" w:cstheme="majorHAnsi"/>
-                <w:b/>
-                <w:color w:val="FFFFFF"/>
-                <w:sz w:val="16"/>
-              </w:rPr>
-              <w:t>Value</w:t>
-            </w:r>
-          </w:p>
-        </w:tc>
-        <w:tc>
-          <w:tcPr>
-            <w:tcW w:w="2664" w:type="dxa"/>
-            <w:shd w:val="clear" w:color="auto" w:fill="1F4E79"/>
-            <w:tcMar>
-              <w:top w:w="80" w:type="dxa"/>
-              <w:left w:w="80" w:type="dxa"/>
-              <w:bottom w:w="80" w:type="dxa"/>
-              <w:right w:w="80" w:type="dxa"/>
-            </w:tcMar>
-            <w:vAlign w:val="center"/>
-          </w:tcPr>
-          <w:p>
-            <w:pPr>
-              <w:rPr>
-                <w:rFonts w:asciiTheme="majorHAnsi" w:hAnsiTheme="majorHAnsi" w:cstheme="majorHAnsi"/>
-              </w:rPr>
-            </w:pPr>
-            <w:r>
-              <w:rPr>
-                <w:rFonts w:asciiTheme="majorHAnsi" w:hAnsiTheme="majorHAnsi" w:cstheme="majorHAnsi"/>
-                <w:b/>
-                <w:color w:val="FFFFFF"/>
-                <w:sz w:val="16"/>
-              </w:rPr>
-              <w:t>Field</w:t>
-            </w:r>
-          </w:p>
-        </w:tc>
-        <w:tc>
-          <w:tcPr>
-            <w:tcW w:w="2664" w:type="dxa"/>
-            <w:shd w:val="clear" w:color="auto" w:fill="1F4E79"/>
-            <w:tcMar>
-              <w:top w:w="80" w:type="dxa"/>
-              <w:left w:w="80" w:type="dxa"/>
-              <w:bottom w:w="80" w:type="dxa"/>
-              <w:right w:w="80" w:type="dxa"/>
-            </w:tcMar>
-            <w:vAlign w:val="center"/>
-          </w:tcPr>
-          <w:p>
-            <w:pPr>
-              <w:rPr>
-                <w:rFonts w:asciiTheme="majorHAnsi" w:hAnsiTheme="majorHAnsi" w:cstheme="majorHAnsi"/>
-              </w:rPr>
-            </w:pPr>
-            <w:r>
-              <w:rPr>
-                <w:rFonts w:asciiTheme="majorHAnsi" w:hAnsiTheme="majorHAnsi" w:cstheme="majorHAnsi"/>
-                <w:b/>
-                <w:color w:val="FFFFFF"/>
-                <w:sz w:val="16"/>
-              </w:rPr>
-              <w:t>Value</w:t>
-            </w:r>
-          </w:p>
-        </w:tc>
-      </w:tr>
-      <w:tr>
-        <w:trPr>
-          <w:jc w:val="center"/>
-        </w:trPr>
-        <w:tc>
-          <w:tcPr>
-            <w:tcW w:w="2664" w:type="dxa"/>
+            <w:shd w:val="clear" w:color="auto" w:fill="F2F2F2" w:themeFill="background1" w:themeFillShade="F2"/>
             <w:tcMar>
               <w:top w:w="90" w:type="dxa"/>
               <w:left w:w="80" w:type="dxa"/>
@@ -1851,15 +1827,18 @@
           <w:p>
             <w:pPr>
               <w:rPr>
-                <w:rFonts w:asciiTheme="majorHAnsi" w:hAnsiTheme="majorHAnsi" w:cstheme="majorHAnsi"/>
+                <w:rFonts w:asciiTheme="minorBidi" w:hAnsiTheme="minorBidi"/>
+                <w:sz w:val="20"/>
+                <w:szCs w:val="20"/>
               </w:rPr>
             </w:pPr>
             <w:r>
               <w:rPr>
-                <w:rFonts w:asciiTheme="majorHAnsi" w:hAnsiTheme="majorHAnsi" w:cstheme="majorHAnsi"/>
+                <w:rFonts w:asciiTheme="minorBidi" w:hAnsiTheme="minorBidi"/>
                 <w:b/>
                 <w:color w:val="1F4E79"/>
-                <w:sz w:val="16"/>
+                <w:sz w:val="20"/>
+                <w:szCs w:val="20"/>
               </w:rPr>
               <w:t>IT Facility Requirements</w:t>
             </w:r>
@@ -1879,16 +1858,62 @@
           <w:p>
             <w:pPr>
               <w:rPr>
-                <w:rFonts w:asciiTheme="majorHAnsi" w:hAnsiTheme="majorHAnsi" w:cstheme="majorHAnsi"/>
+                <w:rFonts w:asciiTheme="minorBidi" w:hAnsiTheme="minorBidi"/>
+                <w:i/>
+                <w:color w:val="646464"/>
+                <w:sz w:val="20"/>
+                <w:szCs w:val="20"/>
               </w:rPr>
             </w:pPr>
-            <w:bookmarkStart w:id="16" w:name="itFacilityRequirementsText"/>
-            <w:bookmarkEnd w:id="16"/>
+            <w:bookmarkStart w:id="17" w:name="itFacilityRequirementsText"/>
+            <w:r>
+              <w:rPr>
+                <w:rFonts w:asciiTheme="minorBidi" w:hAnsiTheme="minorBidi"/>
+                <w:i/>
+                <w:color w:val="646464"/>
+                <w:sz w:val="20"/>
+                <w:szCs w:val="20"/>
+              </w:rPr>
+              <w:t>«</w:t>
+            </w:r>
+            <w:proofErr w:type="spellStart"/>
+            <w:r>
+              <w:rPr>
+                <w:rFonts w:asciiTheme="minorBidi" w:hAnsiTheme="minorBidi"/>
+                <w:i/>
+                <w:color w:val="646464"/>
+                <w:sz w:val="20"/>
+                <w:szCs w:val="20"/>
+              </w:rPr>
+              <w:t>itFacilityRequirements</w:t>
+            </w:r>
+            <w:proofErr w:type="spellEnd"/>
+            <w:r>
+              <w:rPr>
+                <w:rFonts w:asciiTheme="minorBidi" w:hAnsiTheme="minorBidi"/>
+                <w:i/>
+                <w:color w:val="646464"/>
+                <w:sz w:val="20"/>
+                <w:szCs w:val="20"/>
+              </w:rPr>
+              <w:t>»</w:t>
+            </w:r>
+          </w:p>
+          <w:bookmarkEnd w:id="17"/>
+          <w:p>
+            <w:pPr>
+              <w:rPr>
+                <w:rFonts w:asciiTheme="minorBidi" w:hAnsiTheme="minorBidi"/>
+                <w:sz w:val="20"/>
+                <w:szCs w:val="20"/>
+              </w:rPr>
+            </w:pPr>
           </w:p>
         </w:tc>
         <w:tc>
           <w:tcPr>
             <w:tcW w:w="2664" w:type="dxa"/>
+            <w:shd w:val="clear" w:color="auto" w:fill="F2F2F2" w:themeFill="background1" w:themeFillShade="F2"/>
             <w:tcMar>
               <w:top w:w="90" w:type="dxa"/>
               <w:left w:w="80" w:type="dxa"/>
@@ -1900,15 +1925,18 @@
           <w:p>
             <w:pPr>
               <w:rPr>
-                <w:rFonts w:asciiTheme="majorHAnsi" w:hAnsiTheme="majorHAnsi" w:cstheme="majorHAnsi"/>
+                <w:rFonts w:asciiTheme="minorBidi" w:hAnsiTheme="minorBidi"/>
+                <w:sz w:val="20"/>
+                <w:szCs w:val="20"/>
               </w:rPr>
             </w:pPr>
             <w:r>
               <w:rPr>
-                <w:rFonts w:asciiTheme="majorHAnsi" w:hAnsiTheme="majorHAnsi" w:cstheme="majorHAnsi"/>
+                <w:rFonts w:asciiTheme="minorBidi" w:hAnsiTheme="minorBidi"/>
                 <w:b/>
                 <w:color w:val="1F4E79"/>
-                <w:sz w:val="16"/>
+                <w:sz w:val="20"/>
+                <w:szCs w:val="20"/>
               </w:rPr>
               <w:t>Admin Facility Requirements</w:t>
             </w:r>
@@ -1928,11 +1956,56 @@
           <w:p>
             <w:pPr>
               <w:rPr>
-                <w:rFonts w:asciiTheme="majorHAnsi" w:hAnsiTheme="majorHAnsi" w:cstheme="majorHAnsi"/>
+                <w:rFonts w:asciiTheme="minorBidi" w:hAnsiTheme="minorBidi"/>
+                <w:i/>
+                <w:color w:val="646464"/>
+                <w:sz w:val="20"/>
+                <w:szCs w:val="20"/>
               </w:rPr>
             </w:pPr>
-            <w:bookmarkStart w:id="17" w:name="adminFacilityRequirementsText"/>
-            <w:bookmarkEnd w:id="17"/>
+            <w:bookmarkStart w:id="18" w:name="adminFacilityRequirementsText"/>
+            <w:r>
+              <w:rPr>
+                <w:rFonts w:asciiTheme="minorBidi" w:hAnsiTheme="minorBidi"/>
+                <w:i/>
+                <w:color w:val="646464"/>
+                <w:sz w:val="20"/>
+                <w:szCs w:val="20"/>
+              </w:rPr>
+              <w:t>«</w:t>
+            </w:r>
+            <w:proofErr w:type="spellStart"/>
+            <w:r>
+              <w:rPr>
+                <w:rFonts w:asciiTheme="minorBidi" w:hAnsiTheme="minorBidi"/>
+                <w:i/>
+                <w:color w:val="646464"/>
+                <w:sz w:val="20"/>
+                <w:szCs w:val="20"/>
+              </w:rPr>
+              <w:t>adminFacilityRequirements</w:t>
+            </w:r>
+            <w:proofErr w:type="spellEnd"/>
+            <w:r>
+              <w:rPr>
+                <w:rFonts w:asciiTheme="minorBidi" w:hAnsiTheme="minorBidi"/>
+                <w:i/>
+                <w:color w:val="646464"/>
+                <w:sz w:val="20"/>
+                <w:szCs w:val="20"/>
+              </w:rPr>
+              <w:t>»</w:t>
+            </w:r>
+            <w:bookmarkEnd w:id="18"/>
+          </w:p>
+          <w:p>
+            <w:pPr>
+              <w:rPr>
+                <w:rFonts w:asciiTheme="minorBidi" w:hAnsiTheme="minorBidi"/>
+                <w:sz w:val="20"/>
+                <w:szCs w:val="20"/>
+              </w:rPr>
+            </w:pPr>
           </w:p>
         </w:tc>
       </w:tr>
@@ -1941,7 +2014,9 @@
       <w:pPr>
         <w:pStyle w:val="SectionHeading"/>
         <w:rPr>
-          <w:rFonts w:asciiTheme="majorHAnsi" w:hAnsiTheme="majorHAnsi" w:cstheme="majorHAnsi"/>
+          <w:rFonts w:asciiTheme="minorBidi" w:hAnsiTheme="minorBidi"/>
+          <w:sz w:val="20"/>
+          <w:szCs w:val="20"/>
         </w:rPr>
       </w:pPr>
     </w:p>
@@ -1949,12 +2024,16 @@
       <w:pPr>
         <w:pStyle w:val="SectionHeading"/>
         <w:rPr>
-          <w:rFonts w:asciiTheme="majorHAnsi" w:hAnsiTheme="majorHAnsi" w:cstheme="majorHAnsi"/>
+          <w:rFonts w:asciiTheme="minorBidi" w:hAnsiTheme="minorBidi"/>
+          <w:sz w:val="20"/>
+          <w:szCs w:val="20"/>
         </w:rPr>
       </w:pPr>
       <w:r>
         <w:rPr>
-          <w:rFonts w:asciiTheme="majorHAnsi" w:hAnsiTheme="majorHAnsi" w:cstheme="majorHAnsi"/>
+          <w:rFonts w:asciiTheme="minorBidi" w:hAnsiTheme="minorBidi"/>
+          <w:sz w:val="20"/>
+          <w:szCs w:val="20"/>
         </w:rPr>
         <w:t>Other Remarks</w:t>
       </w:r>
@@ -1963,129 +2042,51 @@
       <w:tblPr>
         <w:tblStyle w:val="TableGrid"/>
         <w:tblW w:w="0" w:type="auto"/>
-        <w:jc w:val="center"/>
+        <w:tblInd w:w="108" w:type="dxa"/>
         <w:tblLook w:val="04A0" w:firstRow="1" w:lastRow="0" w:firstColumn="1" w:lastColumn="0" w:noHBand="0" w:noVBand="1"/>
       </w:tblPr>
       <w:tblGrid>
-        <w:gridCol w:w="2351"/>
-        <w:gridCol w:w="7786"/>
+        <w:gridCol w:w="10620"/>
       </w:tblGrid>
       <w:tr>
-        <w:trPr>
-          <w:trHeight w:val="162"/>
-          <w:jc w:val="center"/>
-        </w:trPr>
         <w:tc>
           <w:tcPr>
-            <w:tcW w:w="2351" w:type="dxa"/>
-            <w:shd w:val="clear" w:color="auto" w:fill="1F4E79"/>
-            <w:tcMar>
-              <w:top w:w="80" w:type="dxa"/>
-              <w:left w:w="80" w:type="dxa"/>
-              <w:bottom w:w="80" w:type="dxa"/>
-              <w:right w:w="80" w:type="dxa"/>
-            </w:tcMar>
-            <w:vAlign w:val="center"/>
+            <w:tcW w:w="10620" w:type="dxa"/>
+            <w:shd w:val="clear" w:color="auto" w:fill="FFFFFF"/>
           </w:tcPr>
           <w:p>
             <w:pPr>
               <w:rPr>
-                <w:rFonts w:asciiTheme="majorHAnsi" w:hAnsiTheme="majorHAnsi" w:cstheme="majorHAnsi"/>
+                <w:rFonts w:asciiTheme="minorBidi" w:hAnsiTheme="minorBidi"/>
+                <w:i/>
+                <w:color w:val="646464"/>
+                <w:sz w:val="20"/>
+                <w:szCs w:val="20"/>
               </w:rPr>
             </w:pPr>
+            <w:bookmarkStart w:id="19" w:name="otherRemarks"/>
             <w:r>
               <w:rPr>
-                <w:rFonts w:asciiTheme="majorHAnsi" w:hAnsiTheme="majorHAnsi" w:cstheme="majorHAnsi"/>
-                <w:b/>
-                <w:color w:val="FFFFFF"/>
-                <w:sz w:val="16"/>
+                <w:rFonts w:asciiTheme="minorBidi" w:hAnsiTheme="minorBidi"/>
+                <w:i/>
+                <w:color w:val="646464"/>
+                <w:sz w:val="20"/>
+                <w:szCs w:val="20"/>
               </w:rPr>
-              <w:t>Field</w:t>
+              <w:t>«Remarks»</w:t>
             </w:r>
           </w:p>
-        </w:tc>
-        <w:tc>
-          <w:tcPr>
-            <w:tcW w:w="7786" w:type="dxa"/>
-            <w:shd w:val="clear" w:color="auto" w:fill="1F4E79"/>
-            <w:tcMar>
-              <w:top w:w="80" w:type="dxa"/>
-              <w:left w:w="80" w:type="dxa"/>
-              <w:bottom w:w="80" w:type="dxa"/>
-              <w:right w:w="80" w:type="dxa"/>
-            </w:tcMar>
-            <w:vAlign w:val="center"/>
-          </w:tcPr>
+          <w:bookmarkEnd w:id="19"/>
           <w:p>
             <w:pPr>
               <w:rPr>
-                <w:rFonts w:asciiTheme="majorHAnsi" w:hAnsiTheme="majorHAnsi" w:cstheme="majorHAnsi"/>
+                <w:rFonts w:asciiTheme="minorBidi" w:hAnsiTheme="minorBidi"/>
+                <w:i/>
+                <w:color w:val="646464"/>
+                <w:sz w:val="20"/>
+                <w:szCs w:val="20"/>
               </w:rPr>
             </w:pPr>
-            <w:r>
-              <w:rPr>
-                <w:rFonts w:asciiTheme="majorHAnsi" w:hAnsiTheme="majorHAnsi" w:cstheme="majorHAnsi"/>
-                <w:b/>
-                <w:color w:val="FFFFFF"/>
-                <w:sz w:val="16"/>
-              </w:rPr>
-              <w:t>Value</w:t>
-            </w:r>
-          </w:p>
-        </w:tc>
-      </w:tr>
-      <w:tr>
-        <w:trPr>
-          <w:trHeight w:val="185"/>
-          <w:jc w:val="center"/>
-        </w:trPr>
-        <w:tc>
-          <w:tcPr>
-            <w:tcW w:w="2351" w:type="dxa"/>
-            <w:tcMar>
-              <w:top w:w="90" w:type="dxa"/>
-              <w:left w:w="80" w:type="dxa"/>
-              <w:bottom w:w="90" w:type="dxa"/>
-              <w:right w:w="80" w:type="dxa"/>
-            </w:tcMar>
-            <w:vAlign w:val="center"/>
-          </w:tcPr>
-          <w:p>
-            <w:pPr>
-              <w:rPr>
-                <w:rFonts w:asciiTheme="majorHAnsi" w:hAnsiTheme="majorHAnsi" w:cstheme="majorHAnsi"/>
-              </w:rPr>
-            </w:pPr>
-            <w:r>
-              <w:rPr>
-                <w:rFonts w:asciiTheme="majorHAnsi" w:hAnsiTheme="majorHAnsi" w:cstheme="majorHAnsi"/>
-                <w:b/>
-                <w:color w:val="1F4E79"/>
-                <w:sz w:val="16"/>
-              </w:rPr>
-              <w:t>Other Remarks</w:t>
-            </w:r>
-          </w:p>
-        </w:tc>
-        <w:tc>
-          <w:tcPr>
-            <w:tcW w:w="7786" w:type="dxa"/>
-            <w:tcMar>
-              <w:top w:w="90" w:type="dxa"/>
-              <w:left w:w="80" w:type="dxa"/>
-              <w:bottom w:w="90" w:type="dxa"/>
-              <w:right w:w="80" w:type="dxa"/>
-            </w:tcMar>
-            <w:vAlign w:val="center"/>
-          </w:tcPr>
-          <w:p>
-            <w:pPr>
-              <w:rPr>
-                <w:rFonts w:asciiTheme="majorHAnsi" w:hAnsiTheme="majorHAnsi" w:cstheme="majorHAnsi"/>
-              </w:rPr>
-            </w:pPr>
-            <w:bookmarkStart w:id="18" w:name="otherRemarks"/>
-            <w:bookmarkEnd w:id="18"/>
           </w:p>
         </w:tc>
       </w:tr>
@@ -2094,7 +2095,19 @@
       <w:pPr>
         <w:pStyle w:val="SectionHeading"/>
         <w:rPr>
-          <w:rFonts w:asciiTheme="majorHAnsi" w:hAnsiTheme="majorHAnsi" w:cstheme="majorHAnsi"/>
+          <w:rFonts w:asciiTheme="minorBidi" w:hAnsiTheme="minorBidi"/>
+          <w:sz w:val="20"/>
+          <w:szCs w:val="20"/>
+        </w:rPr>
+      </w:pPr>
+    </w:p>
+    <w:p>
+      <w:pPr>
+        <w:pStyle w:val="SectionHeading"/>
+        <w:rPr>
+          <w:rFonts w:asciiTheme="minorBidi" w:hAnsiTheme="minorBidi"/>
+          <w:sz w:val="20"/>
+          <w:szCs w:val="20"/>
         </w:rPr>
       </w:pPr>
     </w:p>
@@ -2750,7 +2763,7 @@
   <w:style w:type="paragraph" w:default="1" w:styleId="Normal">
     <w:name w:val="Normal"/>
     <w:qFormat/>
-    <w:rsid w:val="00FC693F"/>
+    <w:rsid w:val="00C15A85"/>
     <w:rPr>
       <w:rFonts w:ascii="Arial" w:eastAsia="Arial" w:hAnsi="Arial"/>
       <w:sz w:val="18"/>
